--- a/engine/egch_study/EGCH_Valuation_Study_05-09-2026.docx
+++ b/engine/egch_study/EGCH_Valuation_Study_05-09-2026.docx
@@ -209,7 +209,7 @@
                 <w:color w:val="1C3A36"/>
                 <w:sz w:val="19"/>
               </w:rPr>
-              <w:t>The answer is the cash-flow lens, and on this company it has TWO SIDES: EGP 3.90 a share if the capital programme is carried through and EGP 7.88 if it is stopped. Both are published throughout and neither is averaged into the other. The other lenses — relative multiples, normalised earnings and book value — are CROSS-CHECKS printed beside the answer, not weights inside it. A previous edition published a weighted blend of the four at stated weights; the weights were typed and had never been tested, and averaging several methods does not make a number more robust than the best of them — it makes a new method with free parameters nobody checked. Where the lenses disagree, the disagreement is the information, and section 4 isolates which assumption drives which gap.</w:t>
+              <w:t>The answer is the cash-flow lens, and on this company it has TWO SIDES: EGP 4.04 a share if the capital programme is carried through and EGP 8.04 if it is stopped. Both are published throughout and neither is averaged into the other. The other lenses — relative multiples, normalised earnings and book value — are CROSS-CHECKS printed beside the answer, not weights inside it. A previous edition published a weighted blend of the four at stated weights; the weights were typed and had never been tested, and averaging several methods does not make a number more robust than the best of them — it makes a new method with free parameters nobody checked. Where the lenses disagree, the disagreement is the information, and section 4 isolates which assumption drives which gap.</w:t>
             </w:r>
           </w:p>
         </w:tc>
@@ -246,7 +246,7 @@
           <w:color w:val="1C3A36"/>
           <w:sz w:val="21"/>
         </w:rPr>
-        <w:t>Four lenses put this company between EGP 3.90 and EGP 15.99 a share. It trades at EGP 14.41. The gap is not a rounding difference between the lenses: it is the whole disagreement. The multiple lens, on the range Egyptian fertilizer producers actually trade at, centres at EGP 15.99 — above the traded price — and it reaches that answer only by never asking what the capital programme does to cash. Every lens that does ask lands below EGP 4.29.</w:t>
+        <w:t>Four lenses put this company between EGP 4.04 and EGP 15.99 a share. It trades at EGP 14.41. The gap is not a rounding difference between the lenses: it is the whole disagreement. The multiple lens, on the range Egyptian fertilizer producers actually trade at, centres at EGP 15.99 — above the traded price — and it reaches that answer only by never asking what the capital programme does to cash. THE TWO LENSES THAT DO ASK SPLIT ON THE ANSWER, and the split is the study: carrying the programme through gives EGP 4.04 and stopping it gives EGP 8.04 — a difference of EGP 4.00 a share that is what the capital costs its owners. Both sit below the traded price, and so does normalised earnings at EGP 4.29.</w:t>
       </w:r>
     </w:p>
     <w:p>
@@ -456,7 +456,7 @@
                 <w:color w:val="1C3A36"/>
                 <w:sz w:val="15"/>
               </w:rPr>
-              <w:t>Five-year free cash flow to the firm on a cost of capital gliding from 25.8% to 18.6%, terminal growth 7.0%</w:t>
+              <w:t>Five-year free cash flow to the firm on a cost of capital gliding from 25.8% to 18.3%, terminal growth 7.0%</w:t>
             </w:r>
           </w:p>
         </w:tc>
@@ -474,7 +474,7 @@
                 <w:color w:val="1C3A36"/>
                 <w:sz w:val="15"/>
               </w:rPr>
-              <w:t>0.82 to 4.03</w:t>
+              <w:t>0.91 to 4.17</w:t>
             </w:r>
           </w:p>
         </w:tc>
@@ -492,7 +492,7 @@
                 <w:color w:val="1C3A36"/>
                 <w:sz w:val="15"/>
               </w:rPr>
-              <w:t>3.90</w:t>
+              <w:t>4.04</w:t>
             </w:r>
           </w:p>
         </w:tc>
@@ -510,7 +510,7 @@
                 <w:color w:val="1C3A36"/>
                 <w:sz w:val="15"/>
               </w:rPr>
-              <w:t>-73%</w:t>
+              <w:t>-72%</w:t>
             </w:r>
           </w:p>
         </w:tc>
@@ -567,7 +567,7 @@
                 <w:color w:val="1C3A36"/>
                 <w:sz w:val="15"/>
               </w:rPr>
-              <w:t>5.21 to 7.95</w:t>
+              <w:t>5.33 to 8.11</w:t>
             </w:r>
           </w:p>
         </w:tc>
@@ -585,7 +585,7 @@
                 <w:color w:val="1C3A36"/>
                 <w:sz w:val="15"/>
               </w:rPr>
-              <w:t>7.88</w:t>
+              <w:t>8.04</w:t>
             </w:r>
           </w:p>
         </w:tc>
@@ -603,7 +603,7 @@
                 <w:color w:val="1C3A36"/>
                 <w:sz w:val="15"/>
               </w:rPr>
-              <w:t>-45%</w:t>
+              <w:t>-44%</w:t>
             </w:r>
           </w:p>
         </w:tc>
@@ -925,7 +925,7 @@
                 <w:color w:val="1C3A36"/>
                 <w:sz w:val="15"/>
               </w:rPr>
-              <w:t>The class primary IS the answer and every other read above is a cross-check printed beside it. This one is TWO-SIDED: EGP 3.90 with the capital programme carried through — the company's own stated plan — and EGP 7.88 if it is stopped. The judgement is binary, so an average would describe a half-built plant. The range shown is the floor and ceiling of every read, not a weighted extreme</w:t>
+              <w:t>The class primary IS the answer and every other read above is a cross-check printed beside it. This one is TWO-SIDED: EGP 4.04 with the capital programme carried through — the company's own stated plan — and EGP 8.04 if it is stopped. The judgement is binary, so an average would describe a half-built plant. The range shown is the floor and ceiling of every read, not a weighted extreme</w:t>
             </w:r>
           </w:p>
         </w:tc>
@@ -945,7 +945,7 @@
                 <w:color w:val="1C3A36"/>
                 <w:sz w:val="15"/>
               </w:rPr>
-              <w:t>3.90 to 15.99</w:t>
+              <w:t>4.04 to 15.99</w:t>
             </w:r>
           </w:p>
         </w:tc>
@@ -965,7 +965,7 @@
                 <w:color w:val="1C3A36"/>
                 <w:sz w:val="15"/>
               </w:rPr>
-              <w:t>3.90</w:t>
+              <w:t>4.04</w:t>
             </w:r>
           </w:p>
         </w:tc>
@@ -985,7 +985,7 @@
                 <w:color w:val="1C3A36"/>
                 <w:sz w:val="15"/>
               </w:rPr>
-              <w:t>-73%</w:t>
+              <w:t>-72%</w:t>
             </w:r>
           </w:p>
         </w:tc>
@@ -1188,7 +1188,7 @@
                 <w:color w:val="1C3A36"/>
                 <w:sz w:val="15"/>
               </w:rPr>
-              <w:t>2.42</w:t>
+              <w:t>2.51</w:t>
             </w:r>
           </w:p>
         </w:tc>
@@ -1374,7 +1374,7 @@
                 <w:color w:val="1C3A36"/>
                 <w:sz w:val="15"/>
               </w:rPr>
-              <w:t>2.37</w:t>
+              <w:t>2.45</w:t>
             </w:r>
           </w:p>
         </w:tc>
@@ -1392,7 +1392,7 @@
                 <w:color w:val="1C3A36"/>
                 <w:sz w:val="15"/>
               </w:rPr>
-              <w:t>-84%</w:t>
+              <w:t>-83%</w:t>
             </w:r>
           </w:p>
         </w:tc>
@@ -1467,7 +1467,7 @@
                 <w:color w:val="1C3A36"/>
                 <w:sz w:val="15"/>
               </w:rPr>
-              <w:t>2.80</w:t>
+              <w:t>2.89</w:t>
             </w:r>
           </w:p>
         </w:tc>
@@ -1485,7 +1485,7 @@
                 <w:color w:val="1C3A36"/>
                 <w:sz w:val="15"/>
               </w:rPr>
-              <w:t>-81%</w:t>
+              <w:t>-80%</w:t>
             </w:r>
           </w:p>
         </w:tc>
@@ -1560,7 +1560,7 @@
                 <w:color w:val="1C3A36"/>
                 <w:sz w:val="15"/>
               </w:rPr>
-              <w:t>5.57</w:t>
+              <w:t>5.78</w:t>
             </w:r>
           </w:p>
         </w:tc>
@@ -1578,7 +1578,7 @@
                 <w:color w:val="1C3A36"/>
                 <w:sz w:val="15"/>
               </w:rPr>
-              <w:t>-61%</w:t>
+              <w:t>-60%</w:t>
             </w:r>
           </w:p>
         </w:tc>
@@ -1653,7 +1653,7 @@
                 <w:color w:val="1C3A36"/>
                 <w:sz w:val="15"/>
               </w:rPr>
-              <w:t>1.23</w:t>
+              <w:t>1.33</w:t>
             </w:r>
           </w:p>
         </w:tc>
@@ -1746,7 +1746,7 @@
                 <w:color w:val="1C3A36"/>
                 <w:sz w:val="15"/>
               </w:rPr>
-              <w:t>4.31</w:t>
+              <w:t>4.47</w:t>
             </w:r>
           </w:p>
         </w:tc>
@@ -1764,7 +1764,7 @@
                 <w:color w:val="1C3A36"/>
                 <w:sz w:val="15"/>
               </w:rPr>
-              <w:t>-70%</w:t>
+              <w:t>-69%</w:t>
             </w:r>
           </w:p>
         </w:tc>
@@ -1839,7 +1839,7 @@
                 <w:color w:val="1C3A36"/>
                 <w:sz w:val="15"/>
               </w:rPr>
-              <w:t>2.99</w:t>
+              <w:t>3.13</w:t>
             </w:r>
           </w:p>
         </w:tc>
@@ -1857,7 +1857,7 @@
                 <w:color w:val="1C3A36"/>
                 <w:sz w:val="15"/>
               </w:rPr>
-              <w:t>-79%</w:t>
+              <w:t>-78%</w:t>
             </w:r>
           </w:p>
         </w:tc>
@@ -1932,7 +1932,7 @@
                 <w:color w:val="1C3A36"/>
                 <w:sz w:val="15"/>
               </w:rPr>
-              <w:t>1.73</w:t>
+              <w:t>1.82</w:t>
             </w:r>
           </w:p>
         </w:tc>
@@ -1950,7 +1950,7 @@
                 <w:color w:val="1C3A36"/>
                 <w:sz w:val="15"/>
               </w:rPr>
-              <w:t>-88%</w:t>
+              <w:t>-87%</w:t>
             </w:r>
           </w:p>
         </w:tc>
@@ -2025,7 +2025,7 @@
                 <w:color w:val="1C3A36"/>
                 <w:sz w:val="15"/>
               </w:rPr>
-              <w:t>3.69</w:t>
+              <w:t>3.83</w:t>
             </w:r>
           </w:p>
         </w:tc>
@@ -2043,7 +2043,7 @@
                 <w:color w:val="1C3A36"/>
                 <w:sz w:val="15"/>
               </w:rPr>
-              <w:t>-74%</w:t>
+              <w:t>-73%</w:t>
             </w:r>
           </w:p>
         </w:tc>
@@ -2193,7 +2193,7 @@
                 <w:color w:val="1C3A36"/>
                 <w:sz w:val="17"/>
               </w:rPr>
-              <w:t>73.0%</w:t>
+              <w:t>73.5%</w:t>
             </w:r>
           </w:p>
         </w:tc>
@@ -2211,7 +2211,7 @@
                 <w:color w:val="1C3A36"/>
                 <w:sz w:val="17"/>
               </w:rPr>
-              <w:t>50.4%</w:t>
+              <w:t>51.0%</w:t>
             </w:r>
           </w:p>
         </w:tc>
@@ -2233,7 +2233,7 @@
           <w:color w:val="6E7B77"/>
           <w:sz w:val="17"/>
         </w:rPr>
-        <w:t>Table 2.  Reported beside the cash-flow lens because on this company it is the number that decides the answer. The explicit years contribute a present value of EGP 3,837 million on the carried-through case, so the terminal block carries 73.0% of enterprise value; the capital programme takes most of the window's operating cash, which is why the share is high for a going concern.</w:t>
+        <w:t>Table 2.  Reported beside the cash-flow lens because on this company it is the number that decides the answer. The explicit years contribute a present value of EGP 3,843 million on the carried-through case, so the terminal block carries 73.5% of enterprise value; the capital programme takes most of the window's operating cash, which is why the share is high for a going concern.</w:t>
       </w:r>
     </w:p>
     <w:p>
@@ -2301,7 +2301,7 @@
           <w:color w:val="1C3A36"/>
           <w:sz w:val="21"/>
         </w:rPr>
-        <w:t>The alternative readings are shown so that each genuinely contested choice in the construction can be priced rather than argued. The widest of them is the gas price: moving from the price the company's own loss disclosure implies to the contract formula price in its operating agreement is worth EGP 2.67 a share. The narrowest is terminal growth, worth EGP 1.53. Not one of them, alone or together, reaches the traded price — which is the finding this study reports, and the reason the headline states the discount rate the market itself implies rather than asserting that the market is wrong.</w:t>
+        <w:t>The alternative readings are shown so that each genuinely contested choice in the construction can be priced rather than argued. The widest of them is the gas price: moving from the price the company's own loss disclosure implies to the contract formula price in its operating agreement is worth EGP 2.71 a share. The narrowest is terminal growth, worth EGP 1.59. Not one of them, alone or together, reaches the traded price — which is the finding this study reports, and the reason the headline states the discount rate the market itself implies rather than asserting that the market is wrong.</w:t>
       </w:r>
     </w:p>
     <w:p>
@@ -4218,7 +4218,7 @@
                 <w:color w:val="1C3A36"/>
                 <w:sz w:val="16"/>
               </w:rPr>
-              <w:t>23.87%</w:t>
+              <w:t>23.82%</w:t>
             </w:r>
           </w:p>
         </w:tc>
@@ -4236,7 +4236,7 @@
                 <w:color w:val="1C3A36"/>
                 <w:sz w:val="16"/>
               </w:rPr>
-              <w:t>22.34%</w:t>
+              <w:t>22.24%</w:t>
             </w:r>
           </w:p>
         </w:tc>
@@ -4254,7 +4254,7 @@
                 <w:color w:val="1C3A36"/>
                 <w:sz w:val="16"/>
               </w:rPr>
-              <w:t>21.17%</w:t>
+              <w:t>21.02%</w:t>
             </w:r>
           </w:p>
         </w:tc>
@@ -4272,7 +4272,7 @@
                 <w:color w:val="1C3A36"/>
                 <w:sz w:val="16"/>
               </w:rPr>
-              <w:t>20.21%</w:t>
+              <w:t>20.01%</w:t>
             </w:r>
           </w:p>
         </w:tc>
@@ -4330,7 +4330,7 @@
                 <w:color w:val="1C3A36"/>
                 <w:sz w:val="16"/>
               </w:rPr>
-              <w:t>0.6419</w:t>
+              <w:t>0.6422</w:t>
             </w:r>
           </w:p>
         </w:tc>
@@ -4348,7 +4348,7 @@
                 <w:color w:val="1C3A36"/>
                 <w:sz w:val="16"/>
               </w:rPr>
-              <w:t>0.5247</w:t>
+              <w:t>0.5253</w:t>
             </w:r>
           </w:p>
         </w:tc>
@@ -4366,7 +4366,7 @@
                 <w:color w:val="1C3A36"/>
                 <w:sz w:val="16"/>
               </w:rPr>
-              <w:t>0.4330</w:t>
+              <w:t>0.4341</w:t>
             </w:r>
           </w:p>
         </w:tc>
@@ -4384,7 +4384,7 @@
                 <w:color w:val="1C3A36"/>
                 <w:sz w:val="16"/>
               </w:rPr>
-              <w:t>0.3602</w:t>
+              <w:t>0.3617</w:t>
             </w:r>
           </w:p>
         </w:tc>
@@ -4488,7 +4488,7 @@
                 <w:color w:val="1C3A36"/>
                 <w:sz w:val="16"/>
               </w:rPr>
-              <w:t>521</w:t>
+              <w:t>522</w:t>
             </w:r>
           </w:p>
         </w:tc>
@@ -4508,7 +4508,7 @@
                 <w:color w:val="1C3A36"/>
                 <w:sz w:val="16"/>
               </w:rPr>
-              <w:t>764</w:t>
+              <w:t>768</w:t>
             </w:r>
           </w:p>
         </w:tc>
@@ -4727,7 +4727,7 @@
                 <w:color w:val="1C3A36"/>
                 <w:sz w:val="17"/>
               </w:rPr>
-              <w:t>3,837</w:t>
+              <w:t>3,843</w:t>
             </w:r>
           </w:p>
         </w:tc>
@@ -4745,7 +4745,7 @@
                 <w:color w:val="1C3A36"/>
                 <w:sz w:val="17"/>
               </w:rPr>
-              <w:t>10,997</w:t>
+              <w:t>11,013</w:t>
             </w:r>
           </w:p>
         </w:tc>
@@ -4785,7 +4785,7 @@
                 <w:color w:val="1C3A36"/>
                 <w:sz w:val="17"/>
               </w:rPr>
-              <w:t>10,398</w:t>
+              <w:t>10,677</w:t>
             </w:r>
           </w:p>
         </w:tc>
@@ -4803,7 +4803,7 @@
                 <w:color w:val="1C3A36"/>
                 <w:sz w:val="17"/>
               </w:rPr>
-              <w:t>11,153</w:t>
+              <w:t>11,451</w:t>
             </w:r>
           </w:p>
         </w:tc>
@@ -4847,7 +4847,7 @@
                 <w:color w:val="1C3A36"/>
                 <w:sz w:val="17"/>
               </w:rPr>
-              <w:t>14,236</w:t>
+              <w:t>14,519</w:t>
             </w:r>
           </w:p>
         </w:tc>
@@ -4867,7 +4867,7 @@
                 <w:color w:val="1C3A36"/>
                 <w:sz w:val="17"/>
               </w:rPr>
-              <w:t>22,150</w:t>
+              <w:t>22,464</w:t>
             </w:r>
           </w:p>
         </w:tc>
@@ -4911,7 +4911,7 @@
                 <w:color w:val="1C3A36"/>
                 <w:sz w:val="17"/>
               </w:rPr>
-              <w:t>73.0%</w:t>
+              <w:t>73.5%</w:t>
             </w:r>
           </w:p>
         </w:tc>
@@ -4931,7 +4931,7 @@
                 <w:color w:val="1C3A36"/>
                 <w:sz w:val="17"/>
               </w:rPr>
-              <w:t>50.4%</w:t>
+              <w:t>51.0%</w:t>
             </w:r>
           </w:p>
         </w:tc>
@@ -5149,7 +5149,7 @@
                 <w:color w:val="1C3A36"/>
                 <w:sz w:val="17"/>
               </w:rPr>
-              <w:t>7,741</w:t>
+              <w:t>8,025</w:t>
             </w:r>
           </w:p>
         </w:tc>
@@ -5169,7 +5169,7 @@
                 <w:color w:val="1C3A36"/>
                 <w:sz w:val="17"/>
               </w:rPr>
-              <w:t>15,656</w:t>
+              <w:t>15,970</w:t>
             </w:r>
           </w:p>
         </w:tc>
@@ -5213,7 +5213,7 @@
                 <w:color w:val="1C3A36"/>
                 <w:sz w:val="17"/>
               </w:rPr>
-              <w:t>3.90</w:t>
+              <w:t>4.04</w:t>
             </w:r>
           </w:p>
         </w:tc>
@@ -5233,7 +5233,7 @@
                 <w:color w:val="1C3A36"/>
                 <w:sz w:val="17"/>
               </w:rPr>
-              <w:t>7.88</w:t>
+              <w:t>8.04</w:t>
             </w:r>
           </w:p>
         </w:tc>
@@ -5255,7 +5255,7 @@
           <w:color w:val="6E7B77"/>
           <w:sz w:val="17"/>
         </w:rPr>
-        <w:t>Table 5.  Net debt of EGP 10,032 million stands against an enterprise value of EGP 14,236 million that the cash flows support, so the equity in the carried-through column is the narrow residual between two large numbers — which is why it moves so violently on any change to either. It is stated rather than clipped.</w:t>
+        <w:t>Table 5.  Net debt of EGP 10,032 million stands against an enterprise value of EGP 14,519 million that the cash flows support, so the equity in the carried-through column is the narrow residual between two large numbers — which is why it moves so violently on any change to either. It is stated rather than clipped.</w:t>
       </w:r>
     </w:p>
     <w:p>
@@ -5446,7 +5446,7 @@
                 <w:color w:val="1C3A36"/>
                 <w:sz w:val="17"/>
               </w:rPr>
-              <w:t>7.17</w:t>
+              <w:t>7.31</w:t>
             </w:r>
           </w:p>
         </w:tc>
@@ -5570,7 +5570,7 @@
                 <w:color w:val="1C3A36"/>
                 <w:sz w:val="17"/>
               </w:rPr>
-              <w:t>3.90</w:t>
+              <w:t>4.04</w:t>
             </w:r>
           </w:p>
         </w:tc>
@@ -5636,7 +5636,7 @@
           <w:color w:val="6E7B77"/>
           <w:sz w:val="17"/>
         </w:rPr>
-        <w:t>Table 6.  The operating business is carried at EGP 7.17 a share against net debt of EGP 5.05 — more than the debt standing against it. Free cash flow is positive in 5 of the five forecast years. The equity is the thin residual between two large numbers, which is why the answer moves so violently on any change to either.</w:t>
+        <w:t>Table 6.  The operating business is carried at EGP 7.31 a share against net debt of EGP 5.05 — more than the debt standing against it. Free cash flow is positive in 5 of the five forecast years. The equity is the thin residual between two large numbers, which is why the answer moves so violently on any change to either.</w:t>
       </w:r>
     </w:p>
     <w:p>
@@ -5650,7 +5650,7 @@
           <w:color w:val="1C3A36"/>
           <w:sz w:val="21"/>
         </w:rPr>
-        <w:t>So the question is not whether the plant earns. It is whether EGP 14,236 million is the right enterprise value for a business generating around EGP 4,812 million of operating profit before depreciation, and that is entirely a question about the rate at which Egyptian pounds are capitalised. Holding every operating assumption exactly as built and moving only the discount rate:</w:t>
+        <w:t>So the question is not whether the plant earns. It is whether EGP 14,519 million is the right enterprise value for a business generating around EGP 4,812 million of operating profit before depreciation, and that is entirely a question about the rate at which Egyptian pounds are capitalised. Holding every operating assumption exactly as built and moving only the discount rate:</w:t>
       </w:r>
     </w:p>
     <w:tbl>
@@ -7559,7 +7559,7 @@
           <w:color w:val="1C3A36"/>
           <w:sz w:val="21"/>
         </w:rPr>
-        <w:t>The field runs from EGP 3.90 to EGP 15.99 a share. It is a wide field, and the width is honest: the lenses disagree because they ask different questions of a company whose asset base is changing underneath its earnings. One of them now reaches the traded price: on the observable Egyptian listed range the multiple lens centres at EGP 15.99 against EGP 14.41. That is a change from the first issue of this study, which used a lower multiple band it could not source, and it is reported rather than resisted.</w:t>
+        <w:t>The field runs from EGP 4.04 to EGP 15.99 a share. It is a wide field, and the width is honest: the lenses disagree because they ask different questions of a company whose asset base is changing underneath its earnings. One of them now reaches the traded price: on the observable Egyptian listed range the multiple lens centres at EGP 15.99 against EGP 14.41. That is a change from the first issue of this study, which used a lower multiple band it could not source, and it is reported rather than resisted.</w:t>
       </w:r>
     </w:p>
     <w:p>
@@ -7573,7 +7573,7 @@
           <w:color w:val="1C3A36"/>
           <w:sz w:val="21"/>
         </w:rPr>
-        <w:t>The answer is the cash-flow lens alone: EGP 3.90 a share with the capital programme carried through, 73% below the traded price, and EGP 7.88 if the programme is stopped. It is the answer because it is the one lens that charges the capital programme against the years in which it is spent, which on this company is the whole question. The relative, normalised and book reads are CROSS-CHECKS published beside it — book value in particular prices what has been paid for rather than what it earns, and is a disclosed floor rather than a valuation. A previous edition blended all four at stated weights and published the result as the central; the weights were typed, had never cleared any out-of-sample test, and imported every weakness of the weakest read at whatever weight somebody chose. A number produced by averaging several methods is not more robust than the best of them — it is a new method with free parameters nobody tested. The blend is retired and published unused so a reader of the previous edition can see what changed. The bear and full readings are the floor and ceiling of every read, never a weighted extreme.</w:t>
+        <w:t>The answer is the cash-flow lens alone: EGP 4.04 a share with the capital programme carried through, 72% below the traded price, and EGP 8.04 if the programme is stopped. It is the answer because it is the one lens that charges the capital programme against the years in which it is spent, which on this company is the whole question. The relative, normalised and book reads are CROSS-CHECKS published beside it — book value in particular prices what has been paid for rather than what it earns, and is a disclosed floor rather than a valuation. A previous edition blended all four at stated weights and published the result as the central; the weights were typed, had never cleared any out-of-sample test, and imported every weakness of the weakest read at whatever weight somebody chose. A number produced by averaging several methods is not more robust than the best of them — it is a new method with free parameters nobody tested. The blend is retired and published unused so a reader of the previous edition can see what changed. The bear and full readings are the floor and ceiling of every read, never a weighted extreme.</w:t>
       </w:r>
     </w:p>
     <w:p>
@@ -11454,7 +11454,7 @@
           <w:color w:val="1C3A36"/>
           <w:sz w:val="21"/>
         </w:rPr>
-        <w:t>Carried through, the programme is worth EGP 3.90 a share. Stopped, EGP 7.88. The difference, EGP 3.98 a share or EGP 7,915 million of equity, is the cost of the programme to shareholders on this model's assumptions. What decides it is whether the plant, once built, earns a return above the capital sunk into it. On the disclosed cost and the derived nameplate it does not.</w:t>
+        <w:t>Carried through, the programme is worth EGP 4.04 a share. Stopped, EGP 8.04. The difference, EGP 4.00 a share or EGP 7,945 million of equity, is the cost of the programme to shareholders on this model's assumptions. What decides it is whether the plant, once built, earns a return above the capital sunk into it. On the disclosed cost and the derived nameplate it does not.</w:t>
       </w:r>
     </w:p>
     <w:tbl>
@@ -12282,7 +12282,7 @@
                 <w:color w:val="1C3A36"/>
                 <w:sz w:val="16"/>
               </w:rPr>
-              <w:t>18.6%</w:t>
+              <w:t>18.3%</w:t>
             </w:r>
           </w:p>
         </w:tc>
@@ -15027,7 +15027,7 @@
           <w:color w:val="1C3A36"/>
           <w:sz w:val="19"/>
         </w:rPr>
-        <w:t>Two things about that construction are disclosed rather than argued, because the cost-of-capital build tests for both. The company's own local-currency facility carries 19.40% against a 23.00% sovereign ten-year yield: a same-currency corporate borrowing below its sovereign. It is the company's disclosed rate on a state-bank facility and is used as disclosed. A same-currency borrower does not normally borrow below its sovereign, so the construction with every leg floored at the 23.00% sovereign yield plus the company's own spread over the policy rate — which its facilities print as nil — is priced in the table below: EGP 2.80 a share on the carried-through cash-flow lens against EGP 3.90, a difference of EGP -1.10. The lower disclosed rates raise the answer, so the choice made leans toward the traded price, not away from it.</w:t>
+        <w:t>Two things about that construction are disclosed rather than argued, because the cost-of-capital build tests for both. The company's own local-currency facility carries 19.40% against a 23.00% sovereign ten-year yield: a same-currency corporate borrowing below its sovereign. It is the company's disclosed rate on a state-bank facility and is used as disclosed. A same-currency borrower does not normally borrow below its sovereign, so the construction with every leg floored at the 23.00% sovereign yield plus the company's own spread over the policy rate — which its facilities print as nil — is priced in the table below: EGP 2.89 a share on the carried-through cash-flow lens against EGP 4.04, a difference of EGP -1.15. The lower disclosed rates raise the answer, so the choice made leans toward the traded price, not away from it.</w:t>
       </w:r>
     </w:p>
     <w:p>
@@ -15056,7 +15056,7 @@
           <w:color w:val="1C3A36"/>
           <w:sz w:val="21"/>
         </w:rPr>
-        <w:t>A spot cost of capital embeds today's 14.3% inflation in every future year, while the terminal value grows at the central bank's longest-horizon target of 7.0%. Capitalising one at the other is a units mismatch, and on a company whose value sits in its terminal year it would be the largest error in the study. The rate therefore glides to a terminal rate built from its own components: 7.0% inflation — the same figure terminal growth is set at, so the perpetuity neither grows nor shrinks in real terms — compounded with a 5.5% real rate gives a normalised risk-free rate of 12.88%, and the terminal cost of capital is 18.59%. Discount factors compound the glide year by year rather than raising one rate to a power. The earlier edition of this study discounted a 7.0%-growth perpetuity at a terminal rate built on the shorter-horizon 7.0% target, which assumed a real decline of about two per cent a year for ever that nothing disclosed; that is corrected here.</w:t>
+        <w:t>A spot cost of capital embeds today's 14.3% inflation in every future year, while the terminal value grows at the central bank's longest-horizon target of 7.0%. Capitalising one at the other is a units mismatch, and on a company whose value sits in its terminal year it would be the largest error in the study. The rate therefore glides to a terminal rate built from its own components: 7.0% inflation — the same figure terminal growth is set at, so the perpetuity neither grows nor shrinks in real terms — compounded with a 5.5% real rate gives a normalised risk-free rate of 12.50%, and the terminal cost of capital is 18.33%. Discount factors compound the glide year by year rather than raising one rate to a power. The earlier edition of this study discounted a 7.0%-growth perpetuity at a terminal rate built on the shorter-horizon 7.0% target, which assumed a real decline of about two per cent a year for ever that nothing disclosed; that is corrected here.</w:t>
       </w:r>
     </w:p>
     <w:p>
@@ -15233,7 +15233,7 @@
                 <w:color w:val="1C3A36"/>
                 <w:sz w:val="15"/>
               </w:rPr>
-              <w:t>Against EGP 3.90</w:t>
+              <w:t>Against EGP 4.04</w:t>
             </w:r>
           </w:p>
         </w:tc>
@@ -15309,7 +15309,7 @@
                 <w:color w:val="1C3A36"/>
                 <w:sz w:val="15"/>
               </w:rPr>
-              <w:t>2.42</w:t>
+              <w:t>2.51</w:t>
             </w:r>
           </w:p>
         </w:tc>
@@ -15327,7 +15327,7 @@
                 <w:color w:val="1C3A36"/>
                 <w:sz w:val="15"/>
               </w:rPr>
-              <w:t>-1.47</w:t>
+              <w:t>-1.53</w:t>
             </w:r>
           </w:p>
         </w:tc>
@@ -15419,7 +15419,7 @@
                 <w:color w:val="1C3A36"/>
                 <w:sz w:val="15"/>
               </w:rPr>
-              <w:t>-2.46</w:t>
+              <w:t>-2.60</w:t>
             </w:r>
           </w:p>
         </w:tc>
@@ -15493,7 +15493,7 @@
                 <w:color w:val="1C3A36"/>
                 <w:sz w:val="15"/>
               </w:rPr>
-              <w:t>2.37</w:t>
+              <w:t>2.45</w:t>
             </w:r>
           </w:p>
         </w:tc>
@@ -15511,7 +15511,7 @@
                 <w:color w:val="1C3A36"/>
                 <w:sz w:val="15"/>
               </w:rPr>
-              <w:t>-1.53</w:t>
+              <w:t>-1.59</w:t>
             </w:r>
           </w:p>
         </w:tc>
@@ -15585,7 +15585,7 @@
                 <w:color w:val="1C3A36"/>
                 <w:sz w:val="15"/>
               </w:rPr>
-              <w:t>2.80</w:t>
+              <w:t>2.89</w:t>
             </w:r>
           </w:p>
         </w:tc>
@@ -15603,7 +15603,7 @@
                 <w:color w:val="1C3A36"/>
                 <w:sz w:val="15"/>
               </w:rPr>
-              <w:t>-1.10</w:t>
+              <w:t>-1.15</w:t>
             </w:r>
           </w:p>
         </w:tc>
@@ -15677,7 +15677,7 @@
                 <w:color w:val="1C3A36"/>
                 <w:sz w:val="15"/>
               </w:rPr>
-              <w:t>5.57</w:t>
+              <w:t>5.78</w:t>
             </w:r>
           </w:p>
         </w:tc>
@@ -15695,7 +15695,7 @@
                 <w:color w:val="1C3A36"/>
                 <w:sz w:val="15"/>
               </w:rPr>
-              <w:t>+1.67</w:t>
+              <w:t>+1.74</w:t>
             </w:r>
           </w:p>
         </w:tc>
@@ -15769,7 +15769,7 @@
                 <w:color w:val="1C3A36"/>
                 <w:sz w:val="15"/>
               </w:rPr>
-              <w:t>1.23</w:t>
+              <w:t>1.33</w:t>
             </w:r>
           </w:p>
         </w:tc>
@@ -15787,7 +15787,7 @@
                 <w:color w:val="1C3A36"/>
                 <w:sz w:val="15"/>
               </w:rPr>
-              <w:t>-2.67</w:t>
+              <w:t>-2.71</w:t>
             </w:r>
           </w:p>
         </w:tc>
@@ -15861,7 +15861,7 @@
                 <w:color w:val="1C3A36"/>
                 <w:sz w:val="15"/>
               </w:rPr>
-              <w:t>4.31</w:t>
+              <w:t>4.47</w:t>
             </w:r>
           </w:p>
         </w:tc>
@@ -15879,7 +15879,7 @@
                 <w:color w:val="1C3A36"/>
                 <w:sz w:val="15"/>
               </w:rPr>
-              <w:t>+0.41</w:t>
+              <w:t>+0.43</w:t>
             </w:r>
           </w:p>
         </w:tc>
@@ -15953,7 +15953,7 @@
                 <w:color w:val="1C3A36"/>
                 <w:sz w:val="15"/>
               </w:rPr>
-              <w:t>2.99</w:t>
+              <w:t>3.13</w:t>
             </w:r>
           </w:p>
         </w:tc>
@@ -16045,7 +16045,7 @@
                 <w:color w:val="1C3A36"/>
                 <w:sz w:val="15"/>
               </w:rPr>
-              <w:t>1.73</w:t>
+              <w:t>1.82</w:t>
             </w:r>
           </w:p>
         </w:tc>
@@ -16063,7 +16063,7 @@
                 <w:color w:val="1C3A36"/>
                 <w:sz w:val="15"/>
               </w:rPr>
-              <w:t>-2.16</w:t>
+              <w:t>-2.22</w:t>
             </w:r>
           </w:p>
         </w:tc>
@@ -16080,7 +16080,7 @@
                 <w:color w:val="1C3A36"/>
                 <w:sz w:val="15"/>
               </w:rPr>
-              <w:t>This is the largest single contested number in the study and it is a question about THIS BASE rather than about method. Half the life is the right assumption for a plant in steady state, where the average asset is half worn out. This one is not: only 1.3% of the base is fully depreciated and still in production, and a second complex is still being built, so the measured age is a quarter of the life rather than half. The measured figure is adopted BECAUSE it is measured, and the assumed one is published beside it so a reader can see what the disclosure is worth. THIS ROW REPLACED THE TERMINAL REINVESTMENT ROW, which priced a return on capital that no longer enters the terminal at all: under the sanctioned construction there is no reinvestment rate to contest, and this module's own gate caught the dead alternative the moment it scored zero.</w:t>
+              <w:t>This is the largest contested number inside the TERMINAL, and the third largest of the ten alternatives priced here — behind the gas price and the discount-rate glide, both of which are about the forecast rather than about the terminal. It is a question about THIS BASE rather than about method. Half the life is the right assumption for a plant in steady state, where the average asset is half worn out. This one is not: only 1.3% of the base is fully depreciated and still in production, and a second complex is still being built, so the measured age is a quarter of the life rather than half. The measured figure is adopted BECAUSE it is measured, and the assumed one is published beside it so a reader can see what the disclosure is worth. THIS ROW REPLACED THE TERMINAL REINVESTMENT ROW, which priced a return on capital that no longer enters the terminal at all: under the sanctioned construction there is no reinvestment rate to contest, and this module's own gate caught the dead alternative the moment it scored zero.</w:t>
             </w:r>
           </w:p>
         </w:tc>
@@ -16137,7 +16137,7 @@
                 <w:color w:val="1C3A36"/>
                 <w:sz w:val="15"/>
               </w:rPr>
-              <w:t>3.69</w:t>
+              <w:t>3.83</w:t>
             </w:r>
           </w:p>
         </w:tc>
@@ -16194,7 +16194,7 @@
           <w:color w:val="6E7B77"/>
           <w:sz w:val="17"/>
         </w:rPr>
-        <w:t>Table 18.  The two that move the answer most are gas (-2.67) and glide (-2.46); none of the 10, and no combination of them, closes the gap to the traded price.</w:t>
+        <w:t>Table 18.  The two that move the answer most are gas (-2.71) and glide (-2.60); none of the 10, and no combination of them, closes the gap to the traded price.</w:t>
       </w:r>
     </w:p>
     <w:p>
@@ -16483,7 +16483,7 @@
                 <w:color w:val="1C3A36"/>
                 <w:sz w:val="17"/>
               </w:rPr>
-              <w:t>-0.42</w:t>
+              <w:t>-0.41</w:t>
             </w:r>
           </w:p>
         </w:tc>
@@ -16501,7 +16501,7 @@
                 <w:color w:val="1C3A36"/>
                 <w:sz w:val="17"/>
               </w:rPr>
-              <w:t>1.80</w:t>
+              <w:t>1.81</w:t>
             </w:r>
           </w:p>
         </w:tc>
@@ -16519,7 +16519,7 @@
                 <w:color w:val="1C3A36"/>
                 <w:sz w:val="17"/>
               </w:rPr>
-              <w:t>4.01</w:t>
+              <w:t>4.04</w:t>
             </w:r>
           </w:p>
         </w:tc>
@@ -16537,7 +16537,7 @@
                 <w:color w:val="1C3A36"/>
                 <w:sz w:val="17"/>
               </w:rPr>
-              <w:t>6.23</w:t>
+              <w:t>6.26</w:t>
             </w:r>
           </w:p>
         </w:tc>
@@ -16595,7 +16595,7 @@
                 <w:color w:val="1C3A36"/>
                 <w:sz w:val="17"/>
               </w:rPr>
-              <w:t>-0.72</w:t>
+              <w:t>-0.71</w:t>
             </w:r>
           </w:p>
         </w:tc>
@@ -16613,7 +16613,7 @@
                 <w:color w:val="1C3A36"/>
                 <w:sz w:val="17"/>
               </w:rPr>
-              <w:t>1.32</w:t>
+              <w:t>1.33</w:t>
             </w:r>
           </w:p>
         </w:tc>
@@ -16631,7 +16631,7 @@
                 <w:color w:val="1C3A36"/>
                 <w:sz w:val="17"/>
               </w:rPr>
-              <w:t>3.36</w:t>
+              <w:t>3.38</w:t>
             </w:r>
           </w:p>
         </w:tc>
@@ -16649,7 +16649,7 @@
                 <w:color w:val="1C3A36"/>
                 <w:sz w:val="17"/>
               </w:rPr>
-              <w:t>5.40</w:t>
+              <w:t>5.42</w:t>
             </w:r>
           </w:p>
         </w:tc>
@@ -16707,7 +16707,7 @@
                 <w:color w:val="1C3A36"/>
                 <w:sz w:val="17"/>
               </w:rPr>
-              <w:t>-1.00</w:t>
+              <w:t>-0.99</w:t>
             </w:r>
           </w:p>
         </w:tc>
@@ -16725,7 +16725,7 @@
                 <w:color w:val="1C3A36"/>
                 <w:sz w:val="17"/>
               </w:rPr>
-              <w:t>0.87</w:t>
+              <w:t>0.88</w:t>
             </w:r>
           </w:p>
         </w:tc>
@@ -16743,7 +16743,7 @@
                 <w:color w:val="1C3A36"/>
                 <w:sz w:val="17"/>
               </w:rPr>
-              <w:t>2.74</w:t>
+              <w:t>2.75</w:t>
             </w:r>
           </w:p>
         </w:tc>
@@ -16761,7 +16761,7 @@
                 <w:color w:val="1C3A36"/>
                 <w:sz w:val="17"/>
               </w:rPr>
-              <w:t>4.61</w:t>
+              <w:t>4.63</w:t>
             </w:r>
           </w:p>
         </w:tc>
@@ -16837,7 +16837,7 @@
                 <w:color w:val="1C3A36"/>
                 <w:sz w:val="17"/>
               </w:rPr>
-              <w:t>0.58</w:t>
+              <w:t>0.59</w:t>
             </w:r>
           </w:p>
         </w:tc>
@@ -16855,7 +16855,7 @@
                 <w:color w:val="1C3A36"/>
                 <w:sz w:val="17"/>
               </w:rPr>
-              <w:t>2.34</w:t>
+              <w:t>2.35</w:t>
             </w:r>
           </w:p>
         </w:tc>
@@ -16873,7 +16873,7 @@
                 <w:color w:val="1C3A36"/>
                 <w:sz w:val="17"/>
               </w:rPr>
-              <w:t>4.10</w:t>
+              <w:t>4.12</w:t>
             </w:r>
           </w:p>
         </w:tc>
@@ -16949,7 +16949,7 @@
                 <w:color w:val="1C3A36"/>
                 <w:sz w:val="17"/>
               </w:rPr>
-              <w:t>0.29</w:t>
+              <w:t>0.30</w:t>
             </w:r>
           </w:p>
         </w:tc>
@@ -16967,7 +16967,7 @@
                 <w:color w:val="1C3A36"/>
                 <w:sz w:val="17"/>
               </w:rPr>
-              <w:t>1.94</w:t>
+              <w:t>1.96</w:t>
             </w:r>
           </w:p>
         </w:tc>
@@ -16985,7 +16985,7 @@
                 <w:color w:val="1C3A36"/>
                 <w:sz w:val="17"/>
               </w:rPr>
-              <w:t>3.59</w:t>
+              <w:t>3.61</w:t>
             </w:r>
           </w:p>
         </w:tc>
@@ -17007,7 +17007,7 @@
           <w:color w:val="6E7B77"/>
           <w:sz w:val="17"/>
         </w:rPr>
-        <w:t>Table 19.  The highest cell in the grid is EGP 6.23, at a long-run export price above today's spot and a terminal rate below the sovereign's own short-term yield. Reaching EGP 14.41 requires leaving the grid altogether, which is what the reverse calculation in the headline does explicitly.</w:t>
+        <w:t>Table 19.  The highest cell in the grid is EGP 6.26, at a long-run export price above today's spot and a terminal rate below the sovereign's own short-term yield. Reaching EGP 14.41 requires leaving the grid altogether, which is what the reverse calculation in the headline does explicitly.</w:t>
       </w:r>
     </w:p>
     <w:p>
@@ -17192,7 +17192,7 @@
                 <w:color w:val="1C3A36"/>
                 <w:sz w:val="16"/>
               </w:rPr>
-              <w:t>-2.87 to 4.61</w:t>
+              <w:t>-2.87 to 4.63</w:t>
             </w:r>
           </w:p>
         </w:tc>
@@ -17212,7 +17212,7 @@
                 <w:color w:val="1C3A36"/>
                 <w:sz w:val="16"/>
               </w:rPr>
-              <w:t>7.48</w:t>
+              <w:t>7.50</w:t>
             </w:r>
           </w:p>
         </w:tc>
@@ -17269,7 +17269,7 @@
                 <w:color w:val="1C3A36"/>
                 <w:sz w:val="16"/>
               </w:rPr>
-              <w:t>3.90 to 7.88</w:t>
+              <w:t>4.04 to 8.04</w:t>
             </w:r>
           </w:p>
         </w:tc>
@@ -17287,7 +17287,7 @@
                 <w:color w:val="1C3A36"/>
                 <w:sz w:val="16"/>
               </w:rPr>
-              <w:t>3.98</w:t>
+              <w:t>4.00</w:t>
             </w:r>
           </w:p>
         </w:tc>
@@ -17344,7 +17344,7 @@
                 <w:color w:val="1C3A36"/>
                 <w:sz w:val="16"/>
               </w:rPr>
-              <w:t>1.23 to 3.90</w:t>
+              <w:t>1.33 to 4.04</w:t>
             </w:r>
           </w:p>
         </w:tc>
@@ -17362,7 +17362,7 @@
                 <w:color w:val="1C3A36"/>
                 <w:sz w:val="16"/>
               </w:rPr>
-              <w:t>2.67</w:t>
+              <w:t>2.71</w:t>
             </w:r>
           </w:p>
         </w:tc>
@@ -17419,7 +17419,7 @@
                 <w:color w:val="1C3A36"/>
                 <w:sz w:val="16"/>
               </w:rPr>
-              <w:t>3.90 to 5.57</w:t>
+              <w:t>4.04 to 5.78</w:t>
             </w:r>
           </w:p>
         </w:tc>
@@ -17437,7 +17437,7 @@
                 <w:color w:val="1C3A36"/>
                 <w:sz w:val="16"/>
               </w:rPr>
-              <w:t>1.67</w:t>
+              <w:t>1.74</w:t>
             </w:r>
           </w:p>
         </w:tc>
@@ -17494,7 +17494,7 @@
                 <w:color w:val="1C3A36"/>
                 <w:sz w:val="16"/>
               </w:rPr>
-              <w:t>2.37 to 3.90</w:t>
+              <w:t>2.45 to 4.04</w:t>
             </w:r>
           </w:p>
         </w:tc>
@@ -17512,7 +17512,7 @@
                 <w:color w:val="1C3A36"/>
                 <w:sz w:val="16"/>
               </w:rPr>
-              <w:t>1.53</w:t>
+              <w:t>1.59</w:t>
             </w:r>
           </w:p>
         </w:tc>
@@ -17534,7 +17534,7 @@
                 <w:color w:val="1C3A36"/>
                 <w:sz w:val="16"/>
               </w:rPr>
-              <w:t>Terminal cost of capital</w:t>
+              <w:t>Country-risk basis</w:t>
             </w:r>
           </w:p>
         </w:tc>
@@ -17551,7 +17551,7 @@
                 <w:color w:val="1C3A36"/>
                 <w:sz w:val="16"/>
               </w:rPr>
-              <w:t>17.0% to 24.0%</w:t>
+              <w:t>Rating spread against traded default swap</w:t>
             </w:r>
           </w:p>
         </w:tc>
@@ -17569,7 +17569,7 @@
                 <w:color w:val="1C3A36"/>
                 <w:sz w:val="16"/>
               </w:rPr>
-              <w:t>0.29 to 1.80</w:t>
+              <w:t>2.51 to 4.04</w:t>
             </w:r>
           </w:p>
         </w:tc>
@@ -17587,7 +17587,7 @@
                 <w:color w:val="1C3A36"/>
                 <w:sz w:val="16"/>
               </w:rPr>
-              <w:t>1.51</w:t>
+              <w:t>1.53</w:t>
             </w:r>
           </w:p>
         </w:tc>
@@ -17609,7 +17609,7 @@
                 <w:color w:val="1C3A36"/>
                 <w:sz w:val="16"/>
               </w:rPr>
-              <w:t>Country-risk basis</w:t>
+              <w:t>Terminal cost of capital</w:t>
             </w:r>
           </w:p>
         </w:tc>
@@ -17626,7 +17626,7 @@
                 <w:color w:val="1C3A36"/>
                 <w:sz w:val="16"/>
               </w:rPr>
-              <w:t>Rating spread against traded default swap</w:t>
+              <w:t>17.0% to 24.0%</w:t>
             </w:r>
           </w:p>
         </w:tc>
@@ -17644,7 +17644,7 @@
                 <w:color w:val="1C3A36"/>
                 <w:sz w:val="16"/>
               </w:rPr>
-              <w:t>2.42 to 3.90</w:t>
+              <w:t>0.30 to 1.81</w:t>
             </w:r>
           </w:p>
         </w:tc>
@@ -17662,7 +17662,7 @@
                 <w:color w:val="1C3A36"/>
                 <w:sz w:val="16"/>
               </w:rPr>
-              <w:t>1.47</w:t>
+              <w:t>1.51</w:t>
             </w:r>
           </w:p>
         </w:tc>
@@ -17719,7 +17719,7 @@
                 <w:color w:val="1C3A36"/>
                 <w:sz w:val="16"/>
               </w:rPr>
-              <w:t>2.80 to 3.90</w:t>
+              <w:t>2.89 to 4.04</w:t>
             </w:r>
           </w:p>
         </w:tc>
@@ -17737,7 +17737,7 @@
                 <w:color w:val="1C3A36"/>
                 <w:sz w:val="16"/>
               </w:rPr>
-              <w:t>1.10</w:t>
+              <w:t>1.15</w:t>
             </w:r>
           </w:p>
         </w:tc>
@@ -17794,7 +17794,7 @@
                 <w:color w:val="1C3A36"/>
                 <w:sz w:val="16"/>
               </w:rPr>
-              <w:t>2.99 to 3.90</w:t>
+              <w:t>3.13 to 4.04</w:t>
             </w:r>
           </w:p>
         </w:tc>
@@ -17869,7 +17869,7 @@
                 <w:color w:val="1C3A36"/>
                 <w:sz w:val="16"/>
               </w:rPr>
-              <w:t>3.90 to 4.31</w:t>
+              <w:t>4.04 to 4.47</w:t>
             </w:r>
           </w:p>
         </w:tc>
@@ -17887,7 +17887,7 @@
                 <w:color w:val="1C3A36"/>
                 <w:sz w:val="16"/>
               </w:rPr>
-              <w:t>0.41</w:t>
+              <w:t>0.43</w:t>
             </w:r>
           </w:p>
         </w:tc>
@@ -17923,7 +17923,7 @@
           <w:color w:val="1C3A36"/>
           <w:sz w:val="19"/>
         </w:rPr>
-        <w:t>The beta deserves a note of its own, because it is the one input in the cost of capital that comes from a statistical estimate rather than from a quote or a disclosure. It is 1.030, from 253 weekly observations over 4.9 years of the share against the published EGX30 index — the index of the exchange the share is listed on, as of 2026-07-22 — on the exchange's own Sunday-to-Thursday week. The regression explains 25.0% of the variation with a standard error of 0.191, so all three conditions of the usability test are met and the estimate is adopted rather than defaulted; the Blume-adjusted cross-check is 1.020. The interval is wide, 0.72 to 1.34 at ninety per cent, because the share is thinly traded, and the lower bound is priced with the other contested constructions in section 1.8 rather than argued away: at 0.72 the answer is EGP 5.57 instead of EGP 3.90. The earlier edition of this study regressed the share against an equal-weight basket of the Egyptian names this series happens to cover; that basket is a coverage artefact and not a market, and the figure it produced (1.053) is withdrawn.</w:t>
+        <w:t>The beta deserves a note of its own, because it is the one input in the cost of capital that comes from a statistical estimate rather than from a quote or a disclosure. It is 1.030, from 253 weekly observations over 4.9 years of the share against the published EGX30 index — the index of the exchange the share is listed on, as of 2026-07-22 — on the exchange's own Sunday-to-Thursday week. The regression explains 25.0% of the variation with a standard error of 0.191, so all three conditions of the usability test are met and the estimate is adopted rather than defaulted; the Blume-adjusted cross-check is 1.020. The interval is wide, 0.72 to 1.34 at ninety per cent, because the share is thinly traded, and the lower bound is priced with the other contested constructions in section 1.8 rather than argued away: at 0.72 the answer is EGP 5.78 instead of EGP 4.04. The earlier edition of this study regressed the share against an equal-weight basket of the Egyptian names this series happens to cover; that basket is a coverage artefact and not a market, and the figure it produced (1.053) is withdrawn.</w:t>
       </w:r>
     </w:p>
     <w:p>
@@ -19942,7 +19942,7 @@
                 <w:color w:val="1C3A36"/>
                 <w:sz w:val="16"/>
               </w:rPr>
-              <w:t>3.90</w:t>
+              <w:t>4.04</w:t>
             </w:r>
           </w:p>
         </w:tc>
@@ -20016,7 +20016,7 @@
                 <w:color w:val="1C3A36"/>
                 <w:sz w:val="16"/>
               </w:rPr>
-              <w:t>7.88</w:t>
+              <w:t>8.04</w:t>
             </w:r>
           </w:p>
         </w:tc>
@@ -20050,7 +20050,7 @@
                 <w:color w:val="1C3A36"/>
                 <w:sz w:val="16"/>
               </w:rPr>
-              <w:t>The programme alone: EGP 3.98</w:t>
+              <w:t>The programme alone: EGP 4.00</w:t>
             </w:r>
           </w:p>
         </w:tc>
@@ -21141,7 +21141,7 @@
                 <w:color w:val="1C3A36"/>
                 <w:sz w:val="16"/>
               </w:rPr>
-              <w:t>The market would be paying more for a business whose sustainable return on equity is 6.9% against a cost of equity of 31.0%, with the capital programme still unfinished.</w:t>
+              <w:t>The market would be paying more for a business whose sustainable return on equity is 6.9% against a cost of equity of 29.3%, with the capital programme still unfinished.</w:t>
             </w:r>
           </w:p>
         </w:tc>
@@ -21340,7 +21340,7 @@
           <w:color w:val="1C3A36"/>
           <w:sz w:val="21"/>
         </w:rPr>
-        <w:t>The largest modelled allocation is the gas share of the cost stack. The statements give one materials line of EGP 4,399m and do not split gas from the rest. Gas is set at 75.0% of it, which implies 1,292 cubic metres a tonne of ammonia — inside the auditor's own disclosed 1,025 to 1,771 range, but a choice nonetheless. The alternative gas price is priced in section 1.8 and is worth EGP 2.67 a share.</w:t>
+        <w:t>The largest modelled allocation is the gas share of the cost stack. The statements give one materials line of EGP 4,399m and do not split gas from the rest. Gas is set at 75.0% of it, which implies 1,292 cubic metres a tonne of ammonia — inside the auditor's own disclosed 1,025 to 1,771 range, but a choice nonetheless. The alternative gas price is priced in section 1.8 and is worth EGP 2.71 a share.</w:t>
       </w:r>
     </w:p>
     <w:p>
@@ -21368,7 +21368,7 @@
           <w:color w:val="1C3A36"/>
           <w:sz w:val="21"/>
         </w:rPr>
-        <w:t>The terminal charge for keeping the plant intact is the largest single judgement left in the model, and it is now a measurement rather than an assumption. Earlier editions charged the terminal by reinvesting a share of profit set by growth over an assumed return on capital — a construction that, read as a capital programme, rebuilds the entire asset base every 14.3 years, which is a fact about the pound rather than about a urea plant. It now charges what replacing the plant costs at today's prices: the book depreciation charge escalated over the average age of the base. THAT AGE IS READ OFF THE ACCOUNTS rather than assumed — accumulated depreciation over the year's own charge is the charge-weighted average age under straight-line depreciation, and it comes to 4.45 years against the 22.07-year replacement cycle the same note implies. This base is a quarter worn rather than half: only EGP 220 million of it, 1.3% of the depreciable cost, is fully depreciated and still in production. Where a company discloses too little to measure the age, half the life has to be assumed instead, and on this base that assumption is worth EGP 2.16 a share — the largest of the priced alternatives, and the reason the measurement was worth making.</w:t>
+        <w:t>The terminal charge for keeping the plant intact is the largest single judgement left in the model, and it is now a measurement rather than an assumption. Earlier editions charged the terminal by reinvesting a share of profit set by growth over an assumed return on capital — a construction that, read as a capital programme, rebuilds the entire asset base every 14.3 years, which is a fact about the pound rather than about a urea plant. It now charges what replacing the plant costs at today's prices: the book depreciation charge escalated over the average age of the base. THAT AGE IS READ OFF THE ACCOUNTS rather than assumed — accumulated depreciation over the year's own charge is the charge-weighted average age under straight-line depreciation, and it comes to 4.45 years against the 22.07-year replacement cycle the same note implies. This base is a quarter worn rather than half: only EGP 220 million of it, 1.3% of the depreciable cost, is fully depreciated and still in production. Where a company discloses too little to measure the age, half the life has to be assumed instead, and on this base that assumption is worth EGP 2.22 a share — the third largest of the ten priced alternatives, behind only the gas price and the discount-rate glide, and the reason the measurement was worth making.</w:t>
       </w:r>
     </w:p>
     <w:p>
@@ -21396,7 +21396,7 @@
           <w:color w:val="1C3A36"/>
           <w:sz w:val="21"/>
         </w:rPr>
-        <w:t>Terminal value is 73.0% of enterprise value on the carried-through case and 50.4% on the stopped case. The explicit years are a construction window: free cash flow to the firm is positive in 5 of the five years and negative in the other 0, and their present value is EGP 3,837 million against a terminal block of EGP 10,398 million. That is a real characteristic of an asset being rebuilt, not a modelling artefact — but it does mean the answer rests more heavily on one year than most studies do.</w:t>
+        <w:t>Terminal value is 73.5% of enterprise value on the carried-through case and 51.0% on the stopped case. The explicit years are a construction window: free cash flow to the firm is positive in 5 of the five years and negative in the other 0, and their present value is EGP 3,843 million against a terminal block of EGP 10,677 million. That is a real characteristic of an asset being rebuilt, not a modelling artefact — but it does mean the answer rests more heavily on one year than most studies do.</w:t>
       </w:r>
     </w:p>
     <w:p>
@@ -32544,7 +32544,7 @@
                 <w:color w:val="1C3A36"/>
                 <w:sz w:val="16"/>
               </w:rPr>
-              <w:t>17,774</w:t>
+              <w:t>18,057</w:t>
             </w:r>
           </w:p>
         </w:tc>
@@ -32828,7 +32828,7 @@
                 <w:color w:val="1C3A36"/>
                 <w:sz w:val="16"/>
               </w:rPr>
-              <w:t>12,910</w:t>
+              <w:t>13,181</w:t>
             </w:r>
           </w:p>
         </w:tc>
@@ -32884,7 +32884,7 @@
                 <w:color w:val="1C3A36"/>
                 <w:sz w:val="16"/>
               </w:rPr>
-              <w:t>12,588</w:t>
+              <w:t>12,865</w:t>
             </w:r>
           </w:p>
         </w:tc>
@@ -32940,7 +32940,7 @@
                 <w:color w:val="1C3A36"/>
                 <w:sz w:val="16"/>
               </w:rPr>
-              <w:t>13,330</w:t>
+              <w:t>13,598</w:t>
             </w:r>
           </w:p>
         </w:tc>
@@ -33052,7 +33052,7 @@
                 <w:color w:val="1C3A36"/>
                 <w:sz w:val="16"/>
               </w:rPr>
-              <w:t>9,682</w:t>
+              <w:t>9,886</w:t>
             </w:r>
           </w:p>
         </w:tc>
@@ -33108,7 +33108,7 @@
                 <w:color w:val="1C3A36"/>
                 <w:sz w:val="16"/>
               </w:rPr>
-              <w:t>4.87</w:t>
+              <w:t>4.98</w:t>
             </w:r>
           </w:p>
         </w:tc>
@@ -33160,7 +33160,7 @@
           <w:color w:val="1C3A36"/>
           <w:sz w:val="21"/>
         </w:rPr>
-        <w:t>Range: EGP 0.00 to EGP 5.03 a share.</w:t>
+        <w:t>Range: EGP 0.00 to EGP 5.13 a share.</w:t>
       </w:r>
     </w:p>
     <w:p>
@@ -33174,7 +33174,7 @@
           <w:color w:val="1C3A36"/>
           <w:sz w:val="19"/>
         </w:rPr>
-        <w:t>On both sides of the contested judgement.  With the programme carried through the claim is worth EGP 4.87 a share (EGP 0.00 to 5.03 across the volatility range); with the programme stopped the enterprise value rises to EGP 25,688 million and the same claim is worth EGP 7.77 (EGP 7.69 to 7.90). The two are published side by side and never averaged.</w:t>
+        <w:t>On both sides of the contested judgement.  With the programme carried through the claim is worth EGP 4.98 a share (EGP 0.00 to 5.13 across the volatility range); with the programme stopped the enterprise value rises to EGP 26,002 million and the same claim is worth EGP 7.89 (EGP 7.81 to 8.01). The two are published side by side and never averaged.</w:t>
       </w:r>
     </w:p>
     <w:p>
@@ -33188,7 +33188,7 @@
           <w:color w:val="1C3A36"/>
           <w:sz w:val="19"/>
         </w:rPr>
-        <w:t>Reading it.  The lowest and the widest of the three, and the only one that takes the debt seriously as a structural fact rather than as a subtraction. Enterprise value including the non-operating assets is EGP 17,774m against gross debt of EGP 14,639m, so the equity is out of the money on the model's own central case and its value is entirely time value. That is why the answer rises with volatility and with time, and why the grid below matters more than the point: at 30% volatility over three years the claim is worth EGP 3.74 a share, and at 60% over seven years EGP 5.67. A reader who finds it perverse that a worse business is worth more here has understood the method correctly: limited liability truncates the downside, so dispersion accrues to the holder. What the method cannot do is tell that holder when the option expires.</w:t>
+        <w:t>Reading it.  The lowest and the widest of the three, and the only one that takes the debt seriously as a structural fact rather than as a subtraction. Enterprise value including the non-operating assets is EGP 18,057m against gross debt of EGP 14,639m, so the equity is out of the money on the model's own central case and its value is entirely time value. That is why the answer rises with volatility and with time, and why the grid below matters more than the point: at 30% volatility over three years the claim is worth EGP 3.84 a share, and at 60% over seven years EGP 5.78. A reader who finds it perverse that a worse business is worth more here has understood the method correctly: limited liability truncates the downside, so dispersion accrues to the holder. What the method cannot do is tell that holder when the option expires.</w:t>
       </w:r>
     </w:p>
     <w:tbl>
@@ -33376,7 +33376,7 @@
                 <w:color w:val="1C3A36"/>
                 <w:sz w:val="17"/>
               </w:rPr>
-              <w:t>3.74</w:t>
+              <w:t>3.84</w:t>
             </w:r>
           </w:p>
         </w:tc>
@@ -33394,7 +33394,7 @@
                 <w:color w:val="1C3A36"/>
                 <w:sz w:val="17"/>
               </w:rPr>
-              <w:t>3.80</w:t>
+              <w:t>3.90</w:t>
             </w:r>
           </w:p>
         </w:tc>
@@ -33412,7 +33412,7 @@
                 <w:color w:val="1C3A36"/>
                 <w:sz w:val="17"/>
               </w:rPr>
-              <w:t>3.95</w:t>
+              <w:t>4.05</w:t>
             </w:r>
           </w:p>
         </w:tc>
@@ -33430,7 +33430,7 @@
                 <w:color w:val="1C3A36"/>
                 <w:sz w:val="17"/>
               </w:rPr>
-              <w:t>4.13</w:t>
+              <w:t>4.23</w:t>
             </w:r>
           </w:p>
         </w:tc>
@@ -33448,7 +33448,7 @@
                 <w:color w:val="1C3A36"/>
                 <w:sz w:val="17"/>
               </w:rPr>
-              <w:t>4.23</w:t>
+              <w:t>4.33</w:t>
             </w:r>
           </w:p>
         </w:tc>
@@ -33488,7 +33488,7 @@
                 <w:color w:val="1C3A36"/>
                 <w:sz w:val="17"/>
               </w:rPr>
-              <w:t>4.71</w:t>
+              <w:t>4.82</w:t>
             </w:r>
           </w:p>
         </w:tc>
@@ -33506,7 +33506,7 @@
                 <w:color w:val="1C3A36"/>
                 <w:sz w:val="17"/>
               </w:rPr>
-              <w:t>4.75</w:t>
+              <w:t>4.86</w:t>
             </w:r>
           </w:p>
         </w:tc>
@@ -33524,7 +33524,7 @@
                 <w:color w:val="1C3A36"/>
                 <w:sz w:val="17"/>
               </w:rPr>
-              <w:t>4.87</w:t>
+              <w:t>4.98</w:t>
             </w:r>
           </w:p>
         </w:tc>
@@ -33542,7 +33542,7 @@
                 <w:color w:val="1C3A36"/>
                 <w:sz w:val="17"/>
               </w:rPr>
-              <w:t>5.03</w:t>
+              <w:t>5.13</w:t>
             </w:r>
           </w:p>
         </w:tc>
@@ -33560,7 +33560,7 @@
                 <w:color w:val="1C3A36"/>
                 <w:sz w:val="17"/>
               </w:rPr>
-              <w:t>5.12</w:t>
+              <w:t>5.22</w:t>
             </w:r>
           </w:p>
         </w:tc>
@@ -33600,7 +33600,7 @@
                 <w:color w:val="1C3A36"/>
                 <w:sz w:val="17"/>
               </w:rPr>
-              <w:t>5.37</w:t>
+              <w:t>5.47</w:t>
             </w:r>
           </w:p>
         </w:tc>
@@ -33618,7 +33618,7 @@
                 <w:color w:val="1C3A36"/>
                 <w:sz w:val="17"/>
               </w:rPr>
-              <w:t>5.39</w:t>
+              <w:t>5.50</w:t>
             </w:r>
           </w:p>
         </w:tc>
@@ -33636,7 +33636,7 @@
                 <w:color w:val="1C3A36"/>
                 <w:sz w:val="17"/>
               </w:rPr>
-              <w:t>5.48</w:t>
+              <w:t>5.58</w:t>
             </w:r>
           </w:p>
         </w:tc>
@@ -33654,7 +33654,7 @@
                 <w:color w:val="1C3A36"/>
                 <w:sz w:val="17"/>
               </w:rPr>
-              <w:t>5.60</w:t>
+              <w:t>5.71</w:t>
             </w:r>
           </w:p>
         </w:tc>
@@ -33672,7 +33672,7 @@
                 <w:color w:val="1C3A36"/>
                 <w:sz w:val="17"/>
               </w:rPr>
-              <w:t>5.67</w:t>
+              <w:t>5.78</w:t>
             </w:r>
           </w:p>
         </w:tc>
@@ -33708,7 +33708,7 @@
           <w:color w:val="1C3A36"/>
           <w:sz w:val="19"/>
         </w:rPr>
-        <w:t>Named sensitivity.  Volatility is the swing factor: at 35% the claim is worth EGP 4.75 a share, at 55% EGP 5.03. Time to maturity matters almost as much, because it is time for the enterprise to recover above the debt.</w:t>
+        <w:t>Named sensitivity.  Volatility is the swing factor: at 35% the claim is worth EGP 4.86 a share, at 55% EGP 5.13. Time to maturity matters almost as much, because it is time for the enterprise to recover above the debt.</w:t>
       </w:r>
     </w:p>
     <w:p>
@@ -34450,7 +34450,7 @@
                 <w:color w:val="1C3A36"/>
                 <w:sz w:val="16"/>
               </w:rPr>
-              <w:t>-2.25</w:t>
+              <w:t>-2.36</w:t>
             </w:r>
           </w:p>
         </w:tc>
@@ -34507,7 +34507,7 @@
                 <w:color w:val="1C3A36"/>
                 <w:sz w:val="16"/>
               </w:rPr>
-              <w:t>-1.21</w:t>
+              <w:t>-1.32</w:t>
             </w:r>
           </w:p>
         </w:tc>
@@ -34564,7 +34564,7 @@
                 <w:color w:val="1C3A36"/>
                 <w:sz w:val="16"/>
               </w:rPr>
-              <w:t>-3.90</w:t>
+              <w:t>-4.04</w:t>
             </w:r>
           </w:p>
         </w:tc>
@@ -34621,7 +34621,7 @@
                 <w:color w:val="1C3A36"/>
                 <w:sz w:val="16"/>
               </w:rPr>
-              <w:t>-10.51</w:t>
+              <w:t>-10.37</w:t>
             </w:r>
           </w:p>
         </w:tc>
@@ -34863,7 +34863,7 @@
                 <w:color w:val="1C3A36"/>
                 <w:sz w:val="19"/>
               </w:rPr>
-              <w:t>It reflects information available on 1 September 2026 and the closing price of 2026-08-06. It will age, and it is not updated.</w:t>
+              <w:t>It reflects information available on 5 September 2026 and the closing price of 2026-09-03, which is what the valuation is struck against. The price map in section 3 stands on its own earlier anchor of 2026-08-06, the last session in this study's price library, and says so where it is published. It will age, and it is not updated.</w:t>
             </w:r>
           </w:p>
           <w:p>

--- a/engine/egch_study/EGCH_Valuation_Study_05-09-2026.docx
+++ b/engine/egch_study/EGCH_Valuation_Study_05-09-2026.docx
@@ -1951,6 +1951,99 @@
                 <w:sz w:val="15"/>
               </w:rPr>
               <w:t>-87%</w:t>
+            </w:r>
+          </w:p>
+        </w:tc>
+      </w:tr>
+      <w:tr>
+        <w:trPr>
+          <w:cantSplit/>
+        </w:trPr>
+        <w:tc>
+          <w:tcPr>
+            <w:tcW w:type="dxa" w:w="2232"/>
+          </w:tcPr>
+          <w:p>
+            <w:pPr>
+              <w:spacing w:after="20"/>
+            </w:pPr>
+            <w:r>
+              <w:rPr>
+                <w:color w:val="1C3A36"/>
+                <w:sz w:val="15"/>
+              </w:rPr>
+              <w:t>Gas consumption at 1,292 cubic metres a tonne of ammonia — the rate implied by allocating three quarters of the single disclosed materials line to gas, which carries the plant's disclosed losses as well as its standard usage</w:t>
+            </w:r>
+          </w:p>
+        </w:tc>
+        <w:tc>
+          <w:tcPr>
+            <w:tcW w:type="dxa" w:w="3960"/>
+          </w:tcPr>
+          <w:p>
+            <w:pPr>
+              <w:spacing w:after="20"/>
+            </w:pPr>
+            <w:r>
+              <w:rPr>
+                <w:color w:val="1C3A36"/>
+                <w:sz w:val="15"/>
+              </w:rPr>
+              <w:t>The auditor's own disclosed STANDARD rate of 1,200 cubic metres a tonne, which is what the plant consumes when it runs to specification and excludes the losses</w:t>
+            </w:r>
+          </w:p>
+        </w:tc>
+        <w:tc>
+          <w:tcPr>
+            <w:tcW w:type="dxa" w:w="1512"/>
+          </w:tcPr>
+          <w:p>
+            <w:pPr>
+              <w:spacing w:after="20"/>
+              <w:jc w:val="right"/>
+            </w:pPr>
+            <w:r>
+              <w:rPr>
+                <w:color w:val="1C3A36"/>
+                <w:sz w:val="15"/>
+              </w:rPr>
+              <w:t>—</w:t>
+            </w:r>
+          </w:p>
+        </w:tc>
+        <w:tc>
+          <w:tcPr>
+            <w:tcW w:type="dxa" w:w="1008"/>
+          </w:tcPr>
+          <w:p>
+            <w:pPr>
+              <w:spacing w:after="20"/>
+              <w:jc w:val="right"/>
+            </w:pPr>
+            <w:r>
+              <w:rPr>
+                <w:color w:val="1C3A36"/>
+                <w:sz w:val="15"/>
+              </w:rPr>
+              <w:t>4.88</w:t>
+            </w:r>
+          </w:p>
+        </w:tc>
+        <w:tc>
+          <w:tcPr>
+            <w:tcW w:type="dxa" w:w="936"/>
+          </w:tcPr>
+          <w:p>
+            <w:pPr>
+              <w:spacing w:after="20"/>
+              <w:jc w:val="right"/>
+            </w:pPr>
+            <w:r>
+              <w:rPr>
+                <w:color w:val="1C3A36"/>
+                <w:sz w:val="15"/>
+              </w:rPr>
+              <w:t>-66%</w:t>
             </w:r>
           </w:p>
         </w:tc>
@@ -15124,7 +15217,7 @@
           <w:color w:val="1C3A36"/>
           <w:sz w:val="21"/>
         </w:rPr>
-        <w:t>Ten choices in the construction above are legitimately arguable, and every one of them has been priced rather than defended in prose. Each row below is a complete re-run of the model with that single component moved and everything else held, so the figure in the third column is what this study would have published had it made the other choice.</w:t>
+        <w:t>Eleven choices in the construction above are legitimately arguable, and every one of them has been priced rather than defended in prose. Each row below is a complete re-run of the model with that single component moved and everything else held, so the figure in the third column is what this study would have published had it made the other choice.</w:t>
       </w:r>
     </w:p>
     <w:tbl>
@@ -16102,6 +16195,98 @@
                 <w:color w:val="1C3A36"/>
                 <w:sz w:val="15"/>
               </w:rPr>
+              <w:t>Gas consumption at 1,292 cubic metres a tonne of ammonia — the rate implied by allocating three quarters of the single disclosed materials line to gas, which carries the plant's disclosed losses as well as its standard usage</w:t>
+            </w:r>
+          </w:p>
+        </w:tc>
+        <w:tc>
+          <w:tcPr>
+            <w:tcW w:type="dxa" w:w="2563"/>
+          </w:tcPr>
+          <w:p>
+            <w:pPr>
+              <w:spacing w:after="20"/>
+            </w:pPr>
+            <w:r>
+              <w:rPr>
+                <w:color w:val="1C3A36"/>
+                <w:sz w:val="15"/>
+              </w:rPr>
+              <w:t>The auditor's own disclosed STANDARD rate of 1,200 cubic metres a tonne, which is what the plant consumes when it runs to specification and excludes the losses</w:t>
+            </w:r>
+          </w:p>
+        </w:tc>
+        <w:tc>
+          <w:tcPr>
+            <w:tcW w:type="dxa" w:w="950"/>
+          </w:tcPr>
+          <w:p>
+            <w:pPr>
+              <w:spacing w:after="20"/>
+              <w:jc w:val="right"/>
+            </w:pPr>
+            <w:r>
+              <w:rPr>
+                <w:color w:val="1C3A36"/>
+                <w:sz w:val="15"/>
+              </w:rPr>
+              <w:t>4.88</w:t>
+            </w:r>
+          </w:p>
+        </w:tc>
+        <w:tc>
+          <w:tcPr>
+            <w:tcW w:type="dxa" w:w="950"/>
+          </w:tcPr>
+          <w:p>
+            <w:pPr>
+              <w:spacing w:after="20"/>
+              <w:jc w:val="right"/>
+            </w:pPr>
+            <w:r>
+              <w:rPr>
+                <w:color w:val="1C3A36"/>
+                <w:sz w:val="15"/>
+              </w:rPr>
+              <w:t>+0.84</w:t>
+            </w:r>
+          </w:p>
+        </w:tc>
+        <w:tc>
+          <w:tcPr>
+            <w:tcW w:type="dxa" w:w="3139"/>
+          </w:tcPr>
+          <w:p>
+            <w:pPr>
+              <w:spacing w:after="20"/>
+            </w:pPr>
+            <w:r>
+              <w:rPr>
+                <w:color w:val="1C3A36"/>
+                <w:sz w:val="15"/>
+              </w:rPr>
+              <w:t>The disclosed standard is the cleaner number and it is not what this plant does: the same auditor's report discloses 38,480,270 cubic metres of gas LOST in FY2024/25, which over that year's ammonia output is a further 120.9 cubic metres a tonne. Standard plus disclosed loss is 1,320.9 and the modelled rate sits between the two. The higher figure is adopted because a model of what this plant actually consumes has to carry the losses; the standard is priced here because it is a disclosed primary figure and a reader is entitled to see what adopting it would be worth. It is the only alternative in this table that was found by an audit run from OUTSIDE the study rather than chosen by it, which is the argument for that audit.</w:t>
+            </w:r>
+          </w:p>
+        </w:tc>
+      </w:tr>
+      <w:tr>
+        <w:trPr>
+          <w:cantSplit/>
+        </w:trPr>
+        <w:tc>
+          <w:tcPr>
+            <w:tcW w:type="dxa" w:w="2477"/>
+          </w:tcPr>
+          <w:p>
+            <w:pPr>
+              <w:spacing w:after="20"/>
+            </w:pPr>
+            <w:r>
+              <w:rPr>
+                <w:color w:val="1C3A36"/>
+                <w:sz w:val="15"/>
+              </w:rPr>
               <w:t>Project spending anchored on the observed run rate: the nine-month actual extended to a full year</w:t>
             </w:r>
           </w:p>
@@ -16194,7 +16379,7 @@
           <w:color w:val="6E7B77"/>
           <w:sz w:val="17"/>
         </w:rPr>
-        <w:t>Table 18.  The two that move the answer most are gas (-2.71) and glide (-2.60); none of the 10, and no combination of them, closes the gap to the traded price.</w:t>
+        <w:t>Table 18.  The two that move the answer most are gas (-2.71) and glide (-2.60); none of the 11, and no combination of them, closes the gap to the traded price.</w:t>
       </w:r>
     </w:p>
     <w:p>

--- a/engine/egch_study/EGCH_Valuation_Study_05-09-2026.docx
+++ b/engine/egch_study/EGCH_Valuation_Study_05-09-2026.docx
@@ -29052,7 +29052,7 @@
                 <w:color w:val="1C3A36"/>
                 <w:sz w:val="17"/>
               </w:rPr>
-              <w:t>192</w:t>
+              <w:t>190</w:t>
             </w:r>
           </w:p>
         </w:tc>
@@ -29343,7 +29343,7 @@
                 <w:color w:val="1C3A36"/>
                 <w:sz w:val="17"/>
               </w:rPr>
-              <w:t>304</w:t>
+              <w:t>302</w:t>
             </w:r>
           </w:p>
         </w:tc>
@@ -34945,7 +34945,7 @@
           <w:color w:val="1C3A36"/>
           <w:sz w:val="21"/>
         </w:rPr>
-        <w:t>Every input behind this study — 304 of them — carries a value, a source, a date and a research layer, and all of them are printed in the separate bibliography document. Where a number is constructed rather than reported, the construction is stated. Where a needed number could not be obtained, that is stated too.</w:t>
+        <w:t>Every input behind this study — 302 of them — carries a value, a source, a date and a research layer, and all of them are printed in the separate bibliography document. Where a number is constructed rather than reported, the construction is stated. Where a needed number could not be obtained, that is stated too.</w:t>
       </w:r>
     </w:p>
     <w:p>

--- a/engine/egch_study/EGCH_Valuation_Study_05-09-2026.docx
+++ b/engine/egch_study/EGCH_Valuation_Study_05-09-2026.docx
@@ -7375,7 +7375,7 @@
                 <w:color w:val="1C3A36"/>
                 <w:sz w:val="17"/>
               </w:rPr>
-              <w:t>Depreciation and amortisation</w:t>
+              <w:t>Less depreciation and amortisation</w:t>
             </w:r>
           </w:p>
         </w:tc>
@@ -7417,7 +7417,7 @@
                 <w:color w:val="1C3A36"/>
                 <w:sz w:val="17"/>
               </w:rPr>
-              <w:t>MID-CYCLE OPERATING PROFIT AFTER TAX</w:t>
+              <w:t>MID-CYCLE OPERATING PROFIT</w:t>
             </w:r>
           </w:p>
         </w:tc>
@@ -7437,7 +7437,7 @@
                 <w:color w:val="1C3A36"/>
                 <w:sz w:val="17"/>
               </w:rPr>
-              <w:t>1,502</w:t>
+              <w:t>1,938</w:t>
             </w:r>
           </w:p>
         </w:tc>
@@ -7459,7 +7459,7 @@
                 <w:color w:val="1C3A36"/>
                 <w:sz w:val="17"/>
               </w:rPr>
-              <w:t>At ten times — enterprise value</w:t>
+              <w:t>Less tax at 22.5%</w:t>
             </w:r>
           </w:p>
         </w:tc>
@@ -7477,7 +7477,7 @@
                 <w:color w:val="1C3A36"/>
                 <w:sz w:val="17"/>
               </w:rPr>
-              <w:t>15,016</w:t>
+              <w:t>-436</w:t>
             </w:r>
           </w:p>
         </w:tc>
@@ -7501,7 +7501,7 @@
                 <w:color w:val="1C3A36"/>
                 <w:sz w:val="17"/>
               </w:rPr>
-              <w:t>Value per share at ten times (EGP)</w:t>
+              <w:t>MID-CYCLE OPERATING PROFIT AFTER TAX</w:t>
             </w:r>
           </w:p>
         </w:tc>
@@ -7521,7 +7521,7 @@
                 <w:color w:val="1C3A36"/>
                 <w:sz w:val="17"/>
               </w:rPr>
-              <w:t>4.29</w:t>
+              <w:t>1,502</w:t>
             </w:r>
           </w:p>
         </w:tc>
@@ -7543,7 +7543,7 @@
                 <w:color w:val="1C3A36"/>
                 <w:sz w:val="17"/>
               </w:rPr>
-              <w:t>At eight times (EGP)</w:t>
+              <w:t>At 10.0 times — enterprise value</w:t>
             </w:r>
           </w:p>
         </w:tc>
@@ -7561,7 +7561,7 @@
                 <w:color w:val="1C3A36"/>
                 <w:sz w:val="17"/>
               </w:rPr>
-              <w:t>2.78</w:t>
+              <w:t>15,016</w:t>
             </w:r>
           </w:p>
         </w:tc>
@@ -7583,7 +7583,254 @@
                 <w:color w:val="1C3A36"/>
                 <w:sz w:val="17"/>
               </w:rPr>
-              <w:t>At twelve times (EGP)</w:t>
+              <w:t>Less net debt</w:t>
+            </w:r>
+          </w:p>
+        </w:tc>
+        <w:tc>
+          <w:tcPr>
+            <w:tcW w:type="dxa" w:w="3600"/>
+          </w:tcPr>
+          <w:p>
+            <w:pPr>
+              <w:spacing w:after="20"/>
+              <w:jc w:val="right"/>
+            </w:pPr>
+            <w:r>
+              <w:rPr>
+                <w:color w:val="1C3A36"/>
+                <w:sz w:val="17"/>
+              </w:rPr>
+              <w:t>-10,032</w:t>
+            </w:r>
+          </w:p>
+        </w:tc>
+      </w:tr>
+      <w:tr>
+        <w:trPr>
+          <w:cantSplit/>
+        </w:trPr>
+        <w:tc>
+          <w:tcPr>
+            <w:tcW w:type="dxa" w:w="6336"/>
+          </w:tcPr>
+          <w:p>
+            <w:pPr>
+              <w:spacing w:after="20"/>
+            </w:pPr>
+            <w:r>
+              <w:rPr>
+                <w:color w:val="1C3A36"/>
+                <w:sz w:val="17"/>
+              </w:rPr>
+              <w:t>Plus listed stakes at market and investment property</w:t>
+            </w:r>
+          </w:p>
+        </w:tc>
+        <w:tc>
+          <w:tcPr>
+            <w:tcW w:type="dxa" w:w="3600"/>
+          </w:tcPr>
+          <w:p>
+            <w:pPr>
+              <w:spacing w:after="20"/>
+              <w:jc w:val="right"/>
+            </w:pPr>
+            <w:r>
+              <w:rPr>
+                <w:color w:val="1C3A36"/>
+                <w:sz w:val="17"/>
+              </w:rPr>
+              <w:t>3,538</w:t>
+            </w:r>
+          </w:p>
+        </w:tc>
+      </w:tr>
+      <w:tr>
+        <w:trPr>
+          <w:cantSplit/>
+        </w:trPr>
+        <w:tc>
+          <w:tcPr>
+            <w:tcW w:type="dxa" w:w="6336"/>
+            <w:shd w:val="clear" w:color="auto" w:fill="F6F1E6"/>
+          </w:tcPr>
+          <w:p>
+            <w:pPr>
+              <w:spacing w:after="20"/>
+            </w:pPr>
+            <w:r>
+              <w:rPr>
+                <w:b/>
+                <w:color w:val="1C3A36"/>
+                <w:sz w:val="17"/>
+              </w:rPr>
+              <w:t>Equity value</w:t>
+            </w:r>
+          </w:p>
+        </w:tc>
+        <w:tc>
+          <w:tcPr>
+            <w:tcW w:type="dxa" w:w="3600"/>
+            <w:shd w:val="clear" w:color="auto" w:fill="F6F1E6"/>
+          </w:tcPr>
+          <w:p>
+            <w:pPr>
+              <w:spacing w:after="20"/>
+              <w:jc w:val="right"/>
+            </w:pPr>
+            <w:r>
+              <w:rPr>
+                <w:b/>
+                <w:color w:val="1C3A36"/>
+                <w:sz w:val="17"/>
+              </w:rPr>
+              <w:t>8,522</w:t>
+            </w:r>
+          </w:p>
+        </w:tc>
+      </w:tr>
+      <w:tr>
+        <w:trPr>
+          <w:cantSplit/>
+        </w:trPr>
+        <w:tc>
+          <w:tcPr>
+            <w:tcW w:type="dxa" w:w="6336"/>
+          </w:tcPr>
+          <w:p>
+            <w:pPr>
+              <w:spacing w:after="20"/>
+            </w:pPr>
+            <w:r>
+              <w:rPr>
+                <w:color w:val="1C3A36"/>
+                <w:sz w:val="17"/>
+              </w:rPr>
+              <w:t>Divided by shares in issue (1,986.6 million)</w:t>
+            </w:r>
+          </w:p>
+        </w:tc>
+        <w:tc>
+          <w:tcPr>
+            <w:tcW w:type="dxa" w:w="3600"/>
+          </w:tcPr>
+          <w:p>
+            <w:pPr>
+              <w:spacing w:after="20"/>
+              <w:jc w:val="right"/>
+            </w:pPr>
+            <w:r>
+              <w:rPr>
+                <w:color w:val="1C3A36"/>
+                <w:sz w:val="17"/>
+              </w:rPr>
+            </w:r>
+          </w:p>
+        </w:tc>
+      </w:tr>
+      <w:tr>
+        <w:trPr>
+          <w:cantSplit/>
+        </w:trPr>
+        <w:tc>
+          <w:tcPr>
+            <w:tcW w:type="dxa" w:w="6336"/>
+            <w:shd w:val="clear" w:color="auto" w:fill="F6F1E6"/>
+          </w:tcPr>
+          <w:p>
+            <w:pPr>
+              <w:spacing w:after="20"/>
+            </w:pPr>
+            <w:r>
+              <w:rPr>
+                <w:b/>
+                <w:color w:val="1C3A36"/>
+                <w:sz w:val="17"/>
+              </w:rPr>
+              <w:t>Value per share at 10.0 times (EGP)</w:t>
+            </w:r>
+          </w:p>
+        </w:tc>
+        <w:tc>
+          <w:tcPr>
+            <w:tcW w:type="dxa" w:w="3600"/>
+            <w:shd w:val="clear" w:color="auto" w:fill="F6F1E6"/>
+          </w:tcPr>
+          <w:p>
+            <w:pPr>
+              <w:spacing w:after="20"/>
+              <w:jc w:val="right"/>
+            </w:pPr>
+            <w:r>
+              <w:rPr>
+                <w:b/>
+                <w:color w:val="1C3A36"/>
+                <w:sz w:val="17"/>
+              </w:rPr>
+              <w:t>4.29</w:t>
+            </w:r>
+          </w:p>
+        </w:tc>
+      </w:tr>
+      <w:tr>
+        <w:trPr>
+          <w:cantSplit/>
+        </w:trPr>
+        <w:tc>
+          <w:tcPr>
+            <w:tcW w:type="dxa" w:w="6336"/>
+          </w:tcPr>
+          <w:p>
+            <w:pPr>
+              <w:spacing w:after="20"/>
+            </w:pPr>
+            <w:r>
+              <w:rPr>
+                <w:color w:val="1C3A36"/>
+                <w:sz w:val="17"/>
+              </w:rPr>
+              <w:t>At 8.0 times (EGP)</w:t>
+            </w:r>
+          </w:p>
+        </w:tc>
+        <w:tc>
+          <w:tcPr>
+            <w:tcW w:type="dxa" w:w="3600"/>
+          </w:tcPr>
+          <w:p>
+            <w:pPr>
+              <w:spacing w:after="20"/>
+              <w:jc w:val="right"/>
+            </w:pPr>
+            <w:r>
+              <w:rPr>
+                <w:color w:val="1C3A36"/>
+                <w:sz w:val="17"/>
+              </w:rPr>
+              <w:t>2.78</w:t>
+            </w:r>
+          </w:p>
+        </w:tc>
+      </w:tr>
+      <w:tr>
+        <w:trPr>
+          <w:cantSplit/>
+        </w:trPr>
+        <w:tc>
+          <w:tcPr>
+            <w:tcW w:type="dxa" w:w="6336"/>
+          </w:tcPr>
+          <w:p>
+            <w:pPr>
+              <w:spacing w:after="20"/>
+            </w:pPr>
+            <w:r>
+              <w:rPr>
+                <w:color w:val="1C3A36"/>
+                <w:sz w:val="17"/>
+              </w:rPr>
+              <w:t>At 12.0 times (EGP)</w:t>
             </w:r>
           </w:p>
         </w:tc>
@@ -7623,7 +7870,7 @@
           <w:color w:val="6E7B77"/>
           <w:sz w:val="17"/>
         </w:rPr>
-        <w:t>Table 9.  A mature single-asset industrial in a high-inflation economy does not deserve more than ten times, and the band either side is shown.</w:t>
+        <w:t>Table 9.  A mature single-asset industrial in a high-inflation economy does not deserve more than ten times, and the band either side is shown. The column is printed in full: tax, net debt, the non-operating assets and the share count all appear, so a reader adding it up reaches the figure at the bottom.</w:t>
       </w:r>
     </w:p>
     <w:p>

--- a/engine/egch_study/EGCH_Valuation_Study_05-09-2026.docx
+++ b/engine/egch_study/EGCH_Valuation_Study_05-09-2026.docx
@@ -19136,7 +19136,7 @@
                 <w:color w:val="1C3A36"/>
                 <w:sz w:val="17"/>
               </w:rPr>
-              <w:t>12.04</w:t>
+              <w:t>12.12</w:t>
             </w:r>
           </w:p>
         </w:tc>
@@ -19154,7 +19154,7 @@
                 <w:color w:val="1C3A36"/>
                 <w:sz w:val="17"/>
               </w:rPr>
-              <w:t>10.69</w:t>
+              <w:t>10.84</w:t>
             </w:r>
           </w:p>
         </w:tc>
@@ -19194,7 +19194,7 @@
                 <w:color w:val="1C3A36"/>
                 <w:sz w:val="17"/>
               </w:rPr>
-              <w:t>13.35</w:t>
+              <w:t>13.45</w:t>
             </w:r>
           </w:p>
         </w:tc>
@@ -19212,7 +19212,7 @@
                 <w:color w:val="1C3A36"/>
                 <w:sz w:val="17"/>
               </w:rPr>
-              <w:t>13.03</w:t>
+              <w:t>13.21</w:t>
             </w:r>
           </w:p>
         </w:tc>
@@ -19252,7 +19252,7 @@
                 <w:color w:val="1C3A36"/>
                 <w:sz w:val="17"/>
               </w:rPr>
-              <w:t>14.19</w:t>
+              <w:t>14.26</w:t>
             </w:r>
           </w:p>
         </w:tc>
@@ -19270,7 +19270,7 @@
                 <w:color w:val="1C3A36"/>
                 <w:sz w:val="17"/>
               </w:rPr>
-              <w:t>14.64</w:t>
+              <w:t>14.77</w:t>
             </w:r>
           </w:p>
         </w:tc>
@@ -19310,7 +19310,7 @@
                 <w:color w:val="1C3A36"/>
                 <w:sz w:val="17"/>
               </w:rPr>
-              <w:t>15.09</w:t>
+              <w:t>15.11</w:t>
             </w:r>
           </w:p>
         </w:tc>
@@ -19328,7 +19328,7 @@
                 <w:color w:val="1C3A36"/>
                 <w:sz w:val="17"/>
               </w:rPr>
-              <w:t>16.43</w:t>
+              <w:t>16.50</w:t>
             </w:r>
           </w:p>
         </w:tc>
@@ -19368,7 +19368,7 @@
                 <w:color w:val="1C3A36"/>
                 <w:sz w:val="17"/>
               </w:rPr>
-              <w:t>16.73</w:t>
+              <w:t>16.77</w:t>
             </w:r>
           </w:p>
         </w:tc>
@@ -19386,7 +19386,7 @@
                 <w:color w:val="1C3A36"/>
                 <w:sz w:val="17"/>
               </w:rPr>
-              <w:t>20.04</w:t>
+              <w:t>20.09</w:t>
             </w:r>
           </w:p>
         </w:tc>
@@ -19430,7 +19430,7 @@
                 <w:color w:val="1C3A36"/>
                 <w:sz w:val="17"/>
               </w:rPr>
-              <w:t>56.7%</w:t>
+              <w:t>59.1%</w:t>
             </w:r>
           </w:p>
         </w:tc>
@@ -19450,7 +19450,7 @@
                 <w:color w:val="1C3A36"/>
                 <w:sz w:val="17"/>
               </w:rPr>
-              <w:t>60.7%</w:t>
+              <w:t>63.1%</w:t>
             </w:r>
           </w:p>
         </w:tc>
@@ -19737,7 +19737,7 @@
                 <w:color w:val="1C3A36"/>
                 <w:sz w:val="17"/>
               </w:rPr>
-              <w:t>56.1%</w:t>
+              <w:t>56.9%</w:t>
             </w:r>
           </w:p>
         </w:tc>
@@ -19755,7 +19755,7 @@
                 <w:color w:val="1C3A36"/>
                 <w:sz w:val="17"/>
               </w:rPr>
-              <w:t>78.7%</w:t>
+              <w:t>79.8%</w:t>
             </w:r>
           </w:p>
         </w:tc>
@@ -19813,7 +19813,7 @@
                 <w:color w:val="1C3A36"/>
                 <w:sz w:val="17"/>
               </w:rPr>
-              <w:t>61.7%</w:t>
+              <w:t>62.6%</w:t>
             </w:r>
           </w:p>
         </w:tc>
@@ -19853,7 +19853,7 @@
                 <w:color w:val="1C3A36"/>
                 <w:sz w:val="17"/>
               </w:rPr>
-              <w:t>14.8%</w:t>
+              <w:t>15.0%</w:t>
             </w:r>
           </w:p>
         </w:tc>
@@ -19871,7 +19871,7 @@
                 <w:color w:val="1C3A36"/>
                 <w:sz w:val="17"/>
               </w:rPr>
-              <w:t>47.1%</w:t>
+              <w:t>47.4%</w:t>
             </w:r>
           </w:p>
         </w:tc>
@@ -19911,7 +19911,7 @@
                 <w:color w:val="1C3A36"/>
                 <w:sz w:val="17"/>
               </w:rPr>
-              <w:t>7.3%</w:t>
+              <w:t>7.6%</w:t>
             </w:r>
           </w:p>
         </w:tc>
@@ -19929,7 +19929,7 @@
                 <w:color w:val="1C3A36"/>
                 <w:sz w:val="17"/>
               </w:rPr>
-              <w:t>34.7%</w:t>
+              <w:t>35.1%</w:t>
             </w:r>
           </w:p>
         </w:tc>
@@ -19969,7 +19969,7 @@
                 <w:color w:val="1C3A36"/>
                 <w:sz w:val="17"/>
               </w:rPr>
-              <w:t>43.6%</w:t>
+              <w:t>40.3%</w:t>
             </w:r>
           </w:p>
         </w:tc>
@@ -19987,7 +19987,7 @@
                 <w:color w:val="1C3A36"/>
                 <w:sz w:val="17"/>
               </w:rPr>
-              <w:t>63.4%</w:t>
+              <w:t>60.3%</w:t>
             </w:r>
           </w:p>
         </w:tc>
@@ -20027,7 +20027,7 @@
                 <w:color w:val="1C3A36"/>
                 <w:sz w:val="17"/>
               </w:rPr>
-              <w:t>18.3%</w:t>
+              <w:t>16.3%</w:t>
             </w:r>
           </w:p>
         </w:tc>
@@ -20045,7 +20045,7 @@
                 <w:color w:val="1C3A36"/>
                 <w:sz w:val="17"/>
               </w:rPr>
-              <w:t>40.8%</w:t>
+              <w:t>37.5%</w:t>
             </w:r>
           </w:p>
         </w:tc>
@@ -20085,7 +20085,7 @@
                 <w:color w:val="1C3A36"/>
                 <w:sz w:val="17"/>
               </w:rPr>
-              <w:t>6.9%</w:t>
+              <w:t>6.2%</w:t>
             </w:r>
           </w:p>
         </w:tc>
@@ -20103,7 +20103,7 @@
                 <w:color w:val="1C3A36"/>
                 <w:sz w:val="17"/>
               </w:rPr>
-              <w:t>24.9%</w:t>
+              <w:t>22.2%</w:t>
             </w:r>
           </w:p>
         </w:tc>
@@ -20143,7 +20143,7 @@
                 <w:color w:val="1C3A36"/>
                 <w:sz w:val="17"/>
               </w:rPr>
-              <w:t>2.6%</w:t>
+              <w:t>2.4%</w:t>
             </w:r>
           </w:p>
         </w:tc>
@@ -20161,7 +20161,7 @@
                 <w:color w:val="1C3A36"/>
                 <w:sz w:val="17"/>
               </w:rPr>
-              <w:t>14.5%</w:t>
+              <w:t>13.0%</w:t>
             </w:r>
           </w:p>
         </w:tc>
@@ -21442,7 +21442,7 @@
                 <w:color w:val="1C3A36"/>
                 <w:sz w:val="16"/>
               </w:rPr>
-              <w:t>under 13.03</w:t>
+              <w:t>under 13.21</w:t>
             </w:r>
           </w:p>
         </w:tc>
@@ -21499,7 +21499,7 @@
                 <w:color w:val="1C3A36"/>
                 <w:sz w:val="16"/>
               </w:rPr>
-              <w:t>13.03 to 16.43</w:t>
+              <w:t>13.21 to 16.50</w:t>
             </w:r>
           </w:p>
         </w:tc>
@@ -21556,7 +21556,7 @@
                 <w:color w:val="1C3A36"/>
                 <w:sz w:val="16"/>
               </w:rPr>
-              <w:t>16.43 to 20.04</w:t>
+              <w:t>16.50 to 20.09</w:t>
             </w:r>
           </w:p>
         </w:tc>
@@ -21613,7 +21613,7 @@
                 <w:color w:val="1C3A36"/>
                 <w:sz w:val="16"/>
               </w:rPr>
-              <w:t>over 20.04</w:t>
+              <w:t>over 20.09</w:t>
             </w:r>
           </w:p>
         </w:tc>
@@ -21729,7 +21729,7 @@
           <w:color w:val="1C3A36"/>
           <w:sz w:val="21"/>
         </w:rPr>
-        <w:t>The single most useful line in section 3 is the ladder rather than the map: there is a 14.5% chance of touching twenty per cent below today's price at some point in three months, against 34.7% of touching twenty per cent above. A reader who cares about the path, not just the destination, should read that pair together — and should note that the two are close to each other even though the median path drifts up, which is what a wide, right-skewed distribution looks like from the inside.</w:t>
+        <w:t>The single most useful line in section 3 is the ladder rather than the map: there is a 13.0% chance of touching twenty per cent below today's price at some point in three months, against 35.1% of touching twenty per cent above. A reader who cares about the path, not just the destination, should read that pair together — and should note that the two are close to each other even though the median path drifts up, which is what a wide, right-skewed distribution looks like from the inside.</w:t>
       </w:r>
     </w:p>
     <w:p>

--- a/engine/egch_study/EGCH_Valuation_Study_05-09-2026.docx
+++ b/engine/egch_study/EGCH_Valuation_Study_05-09-2026.docx
@@ -1114,6 +1114,99 @@
                 <w:sz w:val="15"/>
               </w:rPr>
               <w:t>ALTERNATIVE READINGS — each a full re-run of the model with ONE component moved, and none of them inside the field above</w:t>
+            </w:r>
+          </w:p>
+        </w:tc>
+      </w:tr>
+      <w:tr>
+        <w:trPr>
+          <w:cantSplit/>
+        </w:trPr>
+        <w:tc>
+          <w:tcPr>
+            <w:tcW w:type="dxa" w:w="2232"/>
+          </w:tcPr>
+          <w:p>
+            <w:pPr>
+              <w:spacing w:after="20"/>
+            </w:pPr>
+            <w:r>
+              <w:rPr>
+                <w:color w:val="1C3A36"/>
+                <w:sz w:val="15"/>
+              </w:rPr>
+              <w:t>A 10% ad-valorem export duty charged on every export tonne, for ever</w:t>
+            </w:r>
+          </w:p>
+        </w:tc>
+        <w:tc>
+          <w:tcPr>
+            <w:tcW w:type="dxa" w:w="3960"/>
+          </w:tcPr>
+          <w:p>
+            <w:pPr>
+              <w:spacing w:after="20"/>
+            </w:pPr>
+            <w:r>
+              <w:rPr>
+                <w:color w:val="1C3A36"/>
+                <w:sz w:val="15"/>
+              </w:rPr>
+              <w:t>No duty at all (6.7226) or half the rate (5.3811)</w:t>
+            </w:r>
+          </w:p>
+        </w:tc>
+        <w:tc>
+          <w:tcPr>
+            <w:tcW w:type="dxa" w:w="1512"/>
+          </w:tcPr>
+          <w:p>
+            <w:pPr>
+              <w:spacing w:after="20"/>
+              <w:jc w:val="right"/>
+            </w:pPr>
+            <w:r>
+              <w:rPr>
+                <w:color w:val="1C3A36"/>
+                <w:sz w:val="15"/>
+              </w:rPr>
+              <w:t>—</w:t>
+            </w:r>
+          </w:p>
+        </w:tc>
+        <w:tc>
+          <w:tcPr>
+            <w:tcW w:type="dxa" w:w="1008"/>
+          </w:tcPr>
+          <w:p>
+            <w:pPr>
+              <w:spacing w:after="20"/>
+              <w:jc w:val="right"/>
+            </w:pPr>
+            <w:r>
+              <w:rPr>
+                <w:color w:val="1C3A36"/>
+                <w:sz w:val="15"/>
+              </w:rPr>
+              <w:t>6.72</w:t>
+            </w:r>
+          </w:p>
+        </w:tc>
+        <w:tc>
+          <w:tcPr>
+            <w:tcW w:type="dxa" w:w="936"/>
+          </w:tcPr>
+          <w:p>
+            <w:pPr>
+              <w:spacing w:after="20"/>
+              <w:jc w:val="right"/>
+            </w:pPr>
+            <w:r>
+              <w:rPr>
+                <w:color w:val="1C3A36"/>
+                <w:sz w:val="15"/>
+              </w:rPr>
+              <w:t>-53%</w:t>
             </w:r>
           </w:p>
         </w:tc>
@@ -15464,7 +15557,7 @@
           <w:color w:val="1C3A36"/>
           <w:sz w:val="21"/>
         </w:rPr>
-        <w:t>Eleven choices in the construction above are legitimately arguable, and every one of them has been priced rather than defended in prose. Each row below is a complete re-run of the model with that single component moved and everything else held, so the figure in the third column is what this study would have published had it made the other choice.</w:t>
+        <w:t>Twelve choices in the construction above are legitimately arguable, and every one of them has been priced rather than defended in prose. Each row below is a complete re-run of the model with that single component moved and everything else held, so the figure in the third column is what this study would have published had it made the other choice.</w:t>
       </w:r>
     </w:p>
     <w:tbl>
@@ -15614,6 +15707,98 @@
                 <w:color w:val="1C3A36"/>
                 <w:sz w:val="15"/>
               </w:rPr>
+              <w:t>A 10% ad-valorem export duty charged on every export tonne, for ever</w:t>
+            </w:r>
+          </w:p>
+        </w:tc>
+        <w:tc>
+          <w:tcPr>
+            <w:tcW w:type="dxa" w:w="2563"/>
+          </w:tcPr>
+          <w:p>
+            <w:pPr>
+              <w:spacing w:after="20"/>
+            </w:pPr>
+            <w:r>
+              <w:rPr>
+                <w:color w:val="1C3A36"/>
+                <w:sz w:val="15"/>
+              </w:rPr>
+              <w:t>No duty at all (6.7226) or half the rate (5.3811)</w:t>
+            </w:r>
+          </w:p>
+        </w:tc>
+        <w:tc>
+          <w:tcPr>
+            <w:tcW w:type="dxa" w:w="950"/>
+          </w:tcPr>
+          <w:p>
+            <w:pPr>
+              <w:spacing w:after="20"/>
+              <w:jc w:val="right"/>
+            </w:pPr>
+            <w:r>
+              <w:rPr>
+                <w:color w:val="1C3A36"/>
+                <w:sz w:val="15"/>
+              </w:rPr>
+              <w:t>6.72</w:t>
+            </w:r>
+          </w:p>
+        </w:tc>
+        <w:tc>
+          <w:tcPr>
+            <w:tcW w:type="dxa" w:w="950"/>
+          </w:tcPr>
+          <w:p>
+            <w:pPr>
+              <w:spacing w:after="20"/>
+              <w:jc w:val="right"/>
+            </w:pPr>
+            <w:r>
+              <w:rPr>
+                <w:color w:val="1C3A36"/>
+                <w:sz w:val="15"/>
+              </w:rPr>
+              <w:t>+2.68</w:t>
+            </w:r>
+          </w:p>
+        </w:tc>
+        <w:tc>
+          <w:tcPr>
+            <w:tcW w:type="dxa" w:w="3139"/>
+          </w:tcPr>
+          <w:p>
+            <w:pPr>
+              <w:spacing w:after="20"/>
+            </w:pPr>
+            <w:r>
+              <w:rPr>
+                <w:color w:val="1C3A36"/>
+                <w:sz w:val="15"/>
+              </w:rPr>
+              <w:t>THIS IS THE LARGEST SINGLE LINE IN THE STUDY AND ITS SOURCE NAMES NO INSTRUMENT. The two cabinet decisions and the ministry decree it sits beside are each cited by number and date; this one cites a description of a change, dated 2026-01-01, which is a placeholder rather than a publication date. The study's own sweep register says where it actually comes from -- 'Mada Masr and Edge Consultancy reporting on the Sep-2025 redistribution and 2026 duty change' -- against the 2021 decisions, which come as cited in the auditor's own reports. Press about a sector is industry context and the input is tiered L4 now, not L3 'Official external'. THE DIRECTION IS AGAINST THIS STUDY: removing the duty RAISES the value and narrows the gap to the market, and it is priced for that reason rather than despite it [R-GAP-04]. What would settle it: the 2026 decree with its number, date and rate, or the FY2025/26 auditor's report disclosing a duty actually charged, the way the FY2024/25 report disclosed the EGP 437.5m shortfall levy on 175kt.</w:t>
+            </w:r>
+          </w:p>
+        </w:tc>
+      </w:tr>
+      <w:tr>
+        <w:trPr>
+          <w:cantSplit/>
+        </w:trPr>
+        <w:tc>
+          <w:tcPr>
+            <w:tcW w:type="dxa" w:w="2477"/>
+          </w:tcPr>
+          <w:p>
+            <w:pPr>
+              <w:spacing w:after="20"/>
+            </w:pPr>
+            <w:r>
+              <w:rPr>
+                <w:color w:val="1C3A36"/>
+                <w:sz w:val="15"/>
+              </w:rPr>
               <w:t>Country risk priced off the sovereign's traded default swap</w:t>
             </w:r>
           </w:p>
@@ -16626,7 +16811,7 @@
           <w:color w:val="6E7B77"/>
           <w:sz w:val="17"/>
         </w:rPr>
-        <w:t>Table 18.  The two that move the answer most are gas (-2.71) and glide (-2.60); none of the 11, and no combination of them, closes the gap to the traded price.</w:t>
+        <w:t>Table 18.  The two that move the answer most are gas (-2.71) and export duty 2026 (+2.68); none of the 12, and no combination of them, closes the gap to the traded price.</w:t>
       </w:r>
     </w:p>
     <w:p>
@@ -21800,7 +21985,7 @@
           <w:color w:val="1C3A36"/>
           <w:sz w:val="21"/>
         </w:rPr>
-        <w:t>The terminal charge for keeping the plant intact is the largest single judgement left in the model, and it is now a measurement rather than an assumption. Earlier editions charged the terminal by reinvesting a share of profit set by growth over an assumed return on capital — a construction that, read as a capital programme, rebuilds the entire asset base every 14.3 years, which is a fact about the pound rather than about a urea plant. It now charges what replacing the plant costs at today's prices: the book depreciation charge escalated over the average age of the base. THAT AGE IS READ OFF THE ACCOUNTS rather than assumed — accumulated depreciation over the year's own charge is the charge-weighted average age under straight-line depreciation, and it comes to 4.45 years against the 22.07-year replacement cycle the same note implies. This base is a quarter worn rather than half: only EGP 220 million of it, 1.3% of the depreciable cost, is fully depreciated and still in production. Where a company discloses too little to measure the age, half the life has to be assumed instead, and on this base that assumption is worth EGP 2.22 a share — the third largest of the ten priced alternatives, behind only the gas price and the discount-rate glide, and the reason the measurement was worth making.</w:t>
+        <w:t>The terminal charge for keeping the plant intact is the largest single judgement left in the model, and it is now a measurement rather than an assumption. Earlier editions charged the terminal by reinvesting a share of profit set by growth over an assumed return on capital — a construction that, read as a capital programme, rebuilds the entire asset base every 14.3 years, which is a fact about the pound rather than about a urea plant. It now charges what replacing the plant costs at today's prices: the book depreciation charge escalated over the average age of the base. THAT AGE IS READ OFF THE ACCOUNTS rather than assumed — accumulated depreciation over the year's own charge is the charge-weighted average age under straight-line depreciation, and it comes to 4.45 years against the 22.07-year replacement cycle the same note implies. This base is a quarter worn rather than half: only EGP 220 million of it, 1.3% of the depreciable cost, is fully depreciated and still in production. Where a company discloses too little to measure the age, half the life has to be assumed instead, and on this base that assumption is worth EGP 2.22 a share — the fourth largest of the ten priced alternatives, behind only the gas price and the discount-rate glide, and the reason the measurement was worth making.</w:t>
       </w:r>
     </w:p>
     <w:p>
@@ -29413,7 +29598,7 @@
                 <w:color w:val="1C3A36"/>
                 <w:sz w:val="17"/>
               </w:rPr>
-              <w:t>12</w:t>
+              <w:t>11</w:t>
             </w:r>
           </w:p>
         </w:tc>
@@ -29470,7 +29655,7 @@
                 <w:color w:val="1C3A36"/>
                 <w:sz w:val="17"/>
               </w:rPr>
-              <w:t>21</w:t>
+              <w:t>24</w:t>
             </w:r>
           </w:p>
         </w:tc>
@@ -29590,7 +29775,7 @@
                 <w:color w:val="1C3A36"/>
                 <w:sz w:val="17"/>
               </w:rPr>
-              <w:t>302</w:t>
+              <w:t>304</w:t>
             </w:r>
           </w:p>
         </w:tc>
@@ -35192,7 +35377,7 @@
           <w:color w:val="1C3A36"/>
           <w:sz w:val="21"/>
         </w:rPr>
-        <w:t>Every input behind this study — 302 of them — carries a value, a source, a date and a research layer, and all of them are printed in the separate bibliography document. Where a number is constructed rather than reported, the construction is stated. Where a needed number could not be obtained, that is stated too.</w:t>
+        <w:t>Every input behind this study — 304 of them — carries a value, a source, a date and a research layer, and all of them are printed in the separate bibliography document. Where a number is constructed rather than reported, the construction is stated. Where a needed number could not be obtained, that is stated too.</w:t>
       </w:r>
     </w:p>
     <w:p>

--- a/engine/egch_study/EGCH_Valuation_Study_05-09-2026.docx
+++ b/engine/egch_study/EGCH_Valuation_Study_05-09-2026.docx
@@ -1207,6 +1207,99 @@
                 <w:sz w:val="15"/>
               </w:rPr>
               <w:t>-53%</w:t>
+            </w:r>
+          </w:p>
+        </w:tc>
+      </w:tr>
+      <w:tr>
+        <w:trPr>
+          <w:cantSplit/>
+        </w:trPr>
+        <w:tc>
+          <w:tcPr>
+            <w:tcW w:type="dxa" w:w="2232"/>
+          </w:tcPr>
+          <w:p>
+            <w:pPr>
+              <w:spacing w:after="20"/>
+            </w:pPr>
+            <w:r>
+              <w:rPr>
+                <w:color w:val="1C3A36"/>
+                <w:sz w:val="15"/>
+              </w:rPr>
+              <w:t>The new complex's granulated ammonium nitrate priced at a typed US$280/t, the weakest-sourced input in a 304-input register</w:t>
+            </w:r>
+          </w:p>
+        </w:tc>
+        <w:tc>
+          <w:tcPr>
+            <w:tcW w:type="dxa" w:w="3960"/>
+          </w:tcPr>
+          <w:p>
+            <w:pPr>
+              <w:spacing w:after="20"/>
+            </w:pPr>
+            <w:r>
+              <w:rPr>
+                <w:color w:val="1C3A36"/>
+                <w:sz w:val="15"/>
+              </w:rPr>
+              <w:t>Priced at the SAME PRODUCT'S OWN DISCLOSED REALISED PRICE — EGP 20,000/t from note 20, which is US$408.16/t at this model's FY2024/25 rate of 49.00 (4.5269)</w:t>
+            </w:r>
+          </w:p>
+        </w:tc>
+        <w:tc>
+          <w:tcPr>
+            <w:tcW w:type="dxa" w:w="1512"/>
+          </w:tcPr>
+          <w:p>
+            <w:pPr>
+              <w:spacing w:after="20"/>
+              <w:jc w:val="right"/>
+            </w:pPr>
+            <w:r>
+              <w:rPr>
+                <w:color w:val="1C3A36"/>
+                <w:sz w:val="15"/>
+              </w:rPr>
+              <w:t>—</w:t>
+            </w:r>
+          </w:p>
+        </w:tc>
+        <w:tc>
+          <w:tcPr>
+            <w:tcW w:type="dxa" w:w="1008"/>
+          </w:tcPr>
+          <w:p>
+            <w:pPr>
+              <w:spacing w:after="20"/>
+              <w:jc w:val="right"/>
+            </w:pPr>
+            <w:r>
+              <w:rPr>
+                <w:color w:val="1C3A36"/>
+                <w:sz w:val="15"/>
+              </w:rPr>
+              <w:t>4.53</w:t>
+            </w:r>
+          </w:p>
+        </w:tc>
+        <w:tc>
+          <w:tcPr>
+            <w:tcW w:type="dxa" w:w="936"/>
+          </w:tcPr>
+          <w:p>
+            <w:pPr>
+              <w:spacing w:after="20"/>
+              <w:jc w:val="right"/>
+            </w:pPr>
+            <w:r>
+              <w:rPr>
+                <w:color w:val="1C3A36"/>
+                <w:sz w:val="15"/>
+              </w:rPr>
+              <w:t>-69%</w:t>
             </w:r>
           </w:p>
         </w:tc>
@@ -15557,7 +15650,7 @@
           <w:color w:val="1C3A36"/>
           <w:sz w:val="21"/>
         </w:rPr>
-        <w:t>Twelve choices in the construction above are legitimately arguable, and every one of them has been priced rather than defended in prose. Each row below is a complete re-run of the model with that single component moved and everything else held, so the figure in the third column is what this study would have published had it made the other choice.</w:t>
+        <w:t>Thirteen choices in the construction above are legitimately arguable, and every one of them has been priced rather than defended in prose. Each row below is a complete re-run of the model with that single component moved and everything else held, so the figure in the third column is what this study would have published had it made the other choice.</w:t>
       </w:r>
     </w:p>
     <w:tbl>
@@ -15777,7 +15870,99 @@
                 <w:color w:val="1C3A36"/>
                 <w:sz w:val="15"/>
               </w:rPr>
-              <w:t>THIS IS THE LARGEST SINGLE LINE IN THE STUDY AND ITS SOURCE NAMES NO INSTRUMENT. The two cabinet decisions and the ministry decree it sits beside are each cited by number and date; this one cites a description of a change, dated 2026-01-01, which is a placeholder rather than a publication date. The study's own sweep register says where it actually comes from -- 'Mada Masr and Edge Consultancy reporting on the Sep-2025 redistribution and 2026 duty change' -- against the 2021 decisions, which come as cited in the auditor's own reports. Press about a sector is industry context and the input is tiered L4 now, not L3 'Official external'. THE DIRECTION IS AGAINST THIS STUDY: removing the duty RAISES the value and narrows the gap to the market, and it is priced for that reason rather than despite it [R-GAP-04]. What would settle it: the 2026 decree with its number, date and rate, or the FY2025/26 auditor's report disclosing a duty actually charged, the way the FY2024/25 report disclosed the EGP 437.5m shortfall levy on 175kt.</w:t>
+              <w:t>THIS IS THE LARGEST SINGLE LINE IN THE STUDY AND THE INSTRUMENT BEHIND IT HAS NOW BEEN FOUND. It is DECREE No. 258 of 2026 of the Minister of Investment and Foreign Trade, published in the Official Gazette on 25 June 2026: 10% ad valorem on the FOB invoice value of nitrogen fertiliser exports, replacing a temporary US$90/t duty imposed in May 2026 for three months, and carrying no stated expiry of its own. The rate this study charges is the rate the decree sets, on the base it sets, applied in perpetuity because the instrument names no end -- which is a reading of the decree rather than the assumption it was until today. PURE AMMONIUM NITRATE ABOVE 34.2% NITROGEN AND FREE-ZONE SHIPMENTS ARE EXEMPT, and that was checked against the model rather than noted: the duty is applied to the UREA export leg alone, and urea is not exempt. THE DIRECTION IS AGAINST THIS STUDY -- removing the duty RAISES the value and narrows the gap -- and the search was made for that reason rather than despite it [R-GAP-04]. It came back saying the duty is real, so the alternative below is priced and NOT adopted; a reader is entitled to see what the largest line in the study is worth even when it survives. The input was briefly re-tiered L3 to L4 earlier today on the ground that no instrument had been located; nobody had looked, and that sentence was the same defect it was written to record. It is L3 again, cited by number and date. What would improve it further: the Gazette text itself rather than two independent reports of it, and the FY2025/26 auditor's report disclosing a duty actually charged, the way the FY2024/25 report disclosed the EGP 437.5m shortfall levy on 175kt.</w:t>
+            </w:r>
+          </w:p>
+        </w:tc>
+      </w:tr>
+      <w:tr>
+        <w:trPr>
+          <w:cantSplit/>
+        </w:trPr>
+        <w:tc>
+          <w:tcPr>
+            <w:tcW w:type="dxa" w:w="2477"/>
+          </w:tcPr>
+          <w:p>
+            <w:pPr>
+              <w:spacing w:after="20"/>
+            </w:pPr>
+            <w:r>
+              <w:rPr>
+                <w:color w:val="1C3A36"/>
+                <w:sz w:val="15"/>
+              </w:rPr>
+              <w:t>The new complex's granulated ammonium nitrate priced at a typed US$280/t, the weakest-sourced input in a 304-input register</w:t>
+            </w:r>
+          </w:p>
+        </w:tc>
+        <w:tc>
+          <w:tcPr>
+            <w:tcW w:type="dxa" w:w="2563"/>
+          </w:tcPr>
+          <w:p>
+            <w:pPr>
+              <w:spacing w:after="20"/>
+            </w:pPr>
+            <w:r>
+              <w:rPr>
+                <w:color w:val="1C3A36"/>
+                <w:sz w:val="15"/>
+              </w:rPr>
+              <w:t>Priced at the SAME PRODUCT'S OWN DISCLOSED REALISED PRICE — EGP 20,000/t from note 20, which is US$408.16/t at this model's FY2024/25 rate of 49.00 (4.5269)</w:t>
+            </w:r>
+          </w:p>
+        </w:tc>
+        <w:tc>
+          <w:tcPr>
+            <w:tcW w:type="dxa" w:w="950"/>
+          </w:tcPr>
+          <w:p>
+            <w:pPr>
+              <w:spacing w:after="20"/>
+              <w:jc w:val="right"/>
+            </w:pPr>
+            <w:r>
+              <w:rPr>
+                <w:color w:val="1C3A36"/>
+                <w:sz w:val="15"/>
+              </w:rPr>
+              <w:t>4.53</w:t>
+            </w:r>
+          </w:p>
+        </w:tc>
+        <w:tc>
+          <w:tcPr>
+            <w:tcW w:type="dxa" w:w="950"/>
+          </w:tcPr>
+          <w:p>
+            <w:pPr>
+              <w:spacing w:after="20"/>
+              <w:jc w:val="right"/>
+            </w:pPr>
+            <w:r>
+              <w:rPr>
+                <w:color w:val="1C3A36"/>
+                <w:sz w:val="15"/>
+              </w:rPr>
+              <w:t>+0.49</w:t>
+            </w:r>
+          </w:p>
+        </w:tc>
+        <w:tc>
+          <w:tcPr>
+            <w:tcW w:type="dxa" w:w="3139"/>
+          </w:tcPr>
+          <w:p>
+            <w:pPr>
+              <w:spacing w:after="20"/>
+            </w:pPr>
+            <w:r>
+              <w:rPr>
+                <w:color w:val="1C3A36"/>
+                <w:sz w:val="15"/>
+              </w:rPr>
+              <w:t>THE STUDY PRICES ONE PRODUCT TWICE, 31% APART, AND THE TERMINAL TAKES THE LOWER. The existing granulated nitrate is carried at the disclosed EGP 20,000/t; the new complex's identical output is carried at a typed US$280/t whose source string is four words long and names no assessor, series, date or basis. The study set out at length why the terminal tonne's COST had to come off the auditor's own product cost table for this exact product -- granulated ammonium nitrate at EGP 4,076.31/t -- rather than from a ratio, and then took the price from a guess. The same principle, applied to one side of the margin only, and the side it was not applied to is the one 31% below the company's own realised figure. IT IS PRICED AND NOT ADOPTED. Two things are unresolved from what this desk holds: the disclosed figure is a LOCAL realised price while the new complex's output is modelled as export, and a mid-cycle price is by construction below a realised one. A search for an assessed mid-cycle ammonium nitrate series returned vendor subscription databases only, which is not a source this house uses, and what qualitative reporting there is points UP for 2026 on gas and Hormuz supply risk rather than down. Replacing an unsourced number with another unsourced number that happens to raise the value is not a correction [R-GAP-04], so the conservative figure stands and the reader is shown what it costs. What would settle it: an assessed FOB Egypt or Black Sea series with its assessor and date, or a note 20 splitting nitrate revenue into local and export.</w:t>
             </w:r>
           </w:p>
         </w:tc>
@@ -16811,7 +16996,7 @@
           <w:color w:val="6E7B77"/>
           <w:sz w:val="17"/>
         </w:rPr>
-        <w:t>Table 18.  The two that move the answer most are gas (-2.71) and export duty 2026 (+2.68); none of the 12, and no combination of them, closes the gap to the traded price.</w:t>
+        <w:t>Table 18.  The two that move the answer most are gas (-2.71) and export duty 2026 (+2.68); none of the 13, and no combination of them, closes the gap to the traded price.</w:t>
       </w:r>
     </w:p>
     <w:p>
@@ -29598,7 +29783,7 @@
                 <w:color w:val="1C3A36"/>
                 <w:sz w:val="17"/>
               </w:rPr>
-              <w:t>11</w:t>
+              <w:t>13</w:t>
             </w:r>
           </w:p>
         </w:tc>
@@ -29655,7 +29840,7 @@
                 <w:color w:val="1C3A36"/>
                 <w:sz w:val="17"/>
               </w:rPr>
-              <w:t>24</w:t>
+              <w:t>23</w:t>
             </w:r>
           </w:p>
         </w:tc>
@@ -29775,7 +29960,7 @@
                 <w:color w:val="1C3A36"/>
                 <w:sz w:val="17"/>
               </w:rPr>
-              <w:t>304</w:t>
+              <w:t>305</w:t>
             </w:r>
           </w:p>
         </w:tc>
@@ -35377,7 +35562,7 @@
           <w:color w:val="1C3A36"/>
           <w:sz w:val="21"/>
         </w:rPr>
-        <w:t>Every input behind this study — 304 of them — carries a value, a source, a date and a research layer, and all of them are printed in the separate bibliography document. Where a number is constructed rather than reported, the construction is stated. Where a needed number could not be obtained, that is stated too.</w:t>
+        <w:t>Every input behind this study — 305 of them — carries a value, a source, a date and a research layer, and all of them are printed in the separate bibliography document. Where a number is constructed rather than reported, the construction is stated. Where a needed number could not be obtained, that is stated too.</w:t>
       </w:r>
     </w:p>
     <w:p>

--- a/engine/egch_study/EGCH_Valuation_Study_05-09-2026.docx
+++ b/engine/egch_study/EGCH_Valuation_Study_05-09-2026.docx
@@ -102,6 +102,20 @@
           <w:sz w:val="30"/>
         </w:rPr>
         <w:t>Read first</w:t>
+      </w:r>
+    </w:p>
+    <w:p>
+      <w:pPr>
+        <w:spacing w:after="120" w:before="0"/>
+      </w:pPr>
+      <w:r>
+        <w:rPr>
+          <w:b w:val="0"/>
+          <w:i w:val="0"/>
+          <w:color w:val="6E7B77"/>
+          <w:sz w:val="16"/>
+        </w:rPr>
+        <w:t>PRICE DATE 3 September 2026 — the latest known close of 14.41, the price this valuation is measured against.   ISSUE DATE 5 September 2026 — the day this edition was issued. A recalibration issues a NEW document carrying its own issue date; the two dates are stated separately because they are not the same fact [R-DOC-03].</w:t>
       </w:r>
     </w:p>
     <w:tbl>

--- a/engine/egch_study/EGCH_Valuation_Study_05-09-2026.docx
+++ b/engine/egch_study/EGCH_Valuation_Study_05-09-2026.docx
@@ -115,7 +115,7 @@
           <w:color w:val="6E7B77"/>
           <w:sz w:val="16"/>
         </w:rPr>
-        <w:t>PRICE DATE 3 September 2026 — the latest known close of 14.41, the price this valuation is measured against.   ISSUE DATE 5 September 2026 — the day this edition was issued. A recalibration issues a NEW document carrying its own issue date; the two dates are stated separately because they are not the same fact [R-DOC-03].</w:t>
+        <w:t>PRICE DATE 3 September 2026 — the latest known close, the price this valuation is measured against.   ISSUE DATE 5 September 2026 — the day this edition was issued. A recalibration issues a new document carrying its own issue date; the two dates are stated separately because they are not the same fact.</w:t>
       </w:r>
     </w:p>
     <w:tbl>
@@ -15884,7 +15884,7 @@
                 <w:color w:val="1C3A36"/>
                 <w:sz w:val="15"/>
               </w:rPr>
-              <w:t>THIS IS THE LARGEST SINGLE LINE IN THE STUDY AND THE INSTRUMENT BEHIND IT HAS NOW BEEN FOUND. It is DECREE No. 258 of 2026 of the Minister of Investment and Foreign Trade, published in the Official Gazette on 25 June 2026: 10% ad valorem on the FOB invoice value of nitrogen fertiliser exports, replacing a temporary US$90/t duty imposed in May 2026 for three months, and carrying no stated expiry of its own. The rate this study charges is the rate the decree sets, on the base it sets, applied in perpetuity because the instrument names no end -- which is a reading of the decree rather than the assumption it was until today. PURE AMMONIUM NITRATE ABOVE 34.2% NITROGEN AND FREE-ZONE SHIPMENTS ARE EXEMPT, and that was checked against the model rather than noted: the duty is applied to the UREA export leg alone, and urea is not exempt. THE DIRECTION IS AGAINST THIS STUDY -- removing the duty RAISES the value and narrows the gap -- and the search was made for that reason rather than despite it [R-GAP-04]. It came back saying the duty is real, so the alternative below is priced and NOT adopted; a reader is entitled to see what the largest line in the study is worth even when it survives. The input was briefly re-tiered L3 to L4 earlier today on the ground that no instrument had been located; nobody had looked, and that sentence was the same defect it was written to record. It is L3 again, cited by number and date. What would improve it further: the Gazette text itself rather than two independent reports of it, and the FY2025/26 auditor's report disclosing a duty actually charged, the way the FY2024/25 report disclosed the EGP 437.5m shortfall levy on 175kt.</w:t>
+              <w:t>THIS IS THE LARGEST SINGLE LINE IN THE STUDY AND THE INSTRUMENT BEHIND IT HAS NOW BEEN FOUND. It is DECREE No. 258 of 2026 of the Minister of Investment and Foreign Trade, published in the Official Gazette on 25 June 2026: 10% ad valorem on the FOB invoice value of nitrogen fertiliser exports, replacing a temporary US$90/t duty imposed in May 2026 for three months, and carrying no stated expiry of its own. The rate this study charges is the rate the decree sets, on the base it sets, applied in perpetuity because the instrument names no end -- which is a reading of the decree rather than the assumption it was until today. PURE AMMONIUM NITRATE ABOVE 34.2% NITROGEN AND FREE-ZONE SHIPMENTS ARE EXEMPT, and that was checked against the model rather than noted: the duty is applied to the UREA export leg alone, and urea is not exempt. THE DIRECTION IS AGAINST THIS STUDY -- removing the duty RAISES the value and narrows the gap -- and the search was made for that reason rather than despite it. It came back saying the duty is real, so the alternative below is priced and NOT adopted; a reader is entitled to see what the largest line in the study is worth even when it survives. The input was briefly re-tiered L3 to L4 earlier today on the ground that no instrument had been located; nobody had looked, and that sentence was the same defect it was written to record. It is L3 again, cited by number and date. What would improve it further: the Gazette text itself rather than two independent reports of it, and the FY2025/26 auditor's report disclosing a duty actually charged, the way the FY2024/25 report disclosed the EGP 437.5m shortfall levy on 175kt.</w:t>
             </w:r>
           </w:p>
         </w:tc>
@@ -15976,7 +15976,7 @@
                 <w:color w:val="1C3A36"/>
                 <w:sz w:val="15"/>
               </w:rPr>
-              <w:t>THE STUDY PRICES ONE PRODUCT TWICE, 31% APART, AND THE TERMINAL TAKES THE LOWER. The existing granulated nitrate is carried at the disclosed EGP 20,000/t; the new complex's identical output is carried at a typed US$280/t whose source string is four words long and names no assessor, series, date or basis. The study set out at length why the terminal tonne's COST had to come off the auditor's own product cost table for this exact product -- granulated ammonium nitrate at EGP 4,076.31/t -- rather than from a ratio, and then took the price from a guess. The same principle, applied to one side of the margin only, and the side it was not applied to is the one 31% below the company's own realised figure. IT IS PRICED AND NOT ADOPTED. Two things are unresolved from what this desk holds: the disclosed figure is a LOCAL realised price while the new complex's output is modelled as export, and a mid-cycle price is by construction below a realised one. A search for an assessed mid-cycle ammonium nitrate series returned vendor subscription databases only, which is not a source this house uses, and what qualitative reporting there is points UP for 2026 on gas and Hormuz supply risk rather than down. Replacing an unsourced number with another unsourced number that happens to raise the value is not a correction [R-GAP-04], so the conservative figure stands and the reader is shown what it costs. What would settle it: an assessed FOB Egypt or Black Sea series with its assessor and date, or a note 20 splitting nitrate revenue into local and export.</w:t>
+              <w:t>THE STUDY PRICES ONE PRODUCT TWICE, 31% APART, AND THE TERMINAL TAKES THE LOWER. The existing granulated nitrate is carried at the disclosed EGP 20,000/t; the new complex's identical output is carried at a typed US$280/t whose source string is four words long and names no assessor, series, date or basis. The study set out at length why the terminal tonne's COST had to come off the auditor's own product cost table for this exact product -- granulated ammonium nitrate at EGP 4,076.31/t -- rather than from a ratio, and then took the price from a guess. The same principle, applied to one side of the margin only, and the side it was not applied to is the one 31% below the company's own realised figure. IT IS PRICED AND NOT ADOPTED. Two things are unresolved from what this desk holds: the disclosed figure is a LOCAL realised price while the new complex's output is modelled as export, and a mid-cycle price is by construction below a realised one. A search for an assessed mid-cycle ammonium nitrate series returned vendor subscription databases only, which is not a source this house uses, and what qualitative reporting there is points UP for 2026 on gas and Hormuz supply risk rather than down. Replacing an unsourced number with another unsourced number that happens to raise the value is not a correction, so the conservative figure stands and the reader is shown what it costs. What would settle it: an assessed FOB Egypt or Black Sea series with its assessor and date, or a note 20 splitting nitrate revenue into local and export.</w:t>
             </w:r>
           </w:p>
         </w:tc>
